--- a/Templates/самобанкротство/реструктуриз/САМО_реструк_признали банкротом_маркированный.docx
+++ b/Templates/самобанкротство/реструктуриз/САМО_реструк_признали банкротом_маркированный.docx
@@ -1,12 +1,31 @@
 
 <file path=word/document.xml><?xml version="1.0" encoding="utf-8"?>
-<w:document xmlns:wpc="http://schemas.microsoft.com/office/word/2010/wordprocessingCanvas" xmlns:mc="http://schemas.openxmlformats.org/markup-compatibility/2006" xmlns:o="urn:schemas-microsoft-com:office:office" xmlns:r="http://schemas.openxmlformats.org/officeDocument/2006/relationships" xmlns:m="http://schemas.openxmlformats.org/officeDocument/2006/math" xmlns:v="urn:schemas-microsoft-com:vml" xmlns:wp14="http://schemas.microsoft.com/office/word/2010/wordprocessingDrawing" xmlns:wp="http://schemas.openxmlformats.org/drawingml/2006/wordprocessingDrawing" xmlns:w10="urn:schemas-microsoft-com:office:word" xmlns:w="http://schemas.openxmlformats.org/wordprocessingml/2006/main" xmlns:w14="http://schemas.microsoft.com/office/word/2010/wordml" xmlns:wpg="http://schemas.microsoft.com/office/word/2010/wordprocessingGroup" xmlns:wpi="http://schemas.microsoft.com/office/word/2010/wordprocessingInk" xmlns:wne="http://schemas.microsoft.com/office/word/2006/wordml" xmlns:wps="http://schemas.microsoft.com/office/word/2010/wordprocessingShape" mc:Ignorable="w14 wp14">
+<w:document xmlns:wpc="http://schemas.microsoft.com/office/word/2010/wordprocessingCanvas" xmlns:cx="http://schemas.microsoft.com/office/drawing/2014/chartex" xmlns:cx1="http://schemas.microsoft.com/office/drawing/2015/9/8/chartex" xmlns:cx2="http://schemas.microsoft.com/office/drawing/2015/10/21/chartex" xmlns:cx3="http://schemas.microsoft.com/office/drawing/2016/5/9/chartex" xmlns:cx4="http://schemas.microsoft.com/office/drawing/2016/5/10/chartex" xmlns:cx5="http://schemas.microsoft.com/office/drawing/2016/5/11/chartex" xmlns:cx6="http://schemas.microsoft.com/office/drawing/2016/5/12/chartex" xmlns:cx7="http://schemas.microsoft.com/office/drawing/2016/5/13/chartex" xmlns:cx8="http://schemas.microsoft.com/office/drawing/2016/5/14/chartex" xmlns:mc="http://schemas.openxmlformats.org/markup-compatibility/2006" xmlns:aink="http://schemas.microsoft.com/office/drawing/2016/ink" xmlns:am3d="http://schemas.microsoft.com/office/drawing/2017/model3d" xmlns:o="urn:schemas-microsoft-com:office:office" xmlns:r="http://schemas.openxmlformats.org/officeDocument/2006/relationships" xmlns:m="http://schemas.openxmlformats.org/officeDocument/2006/math" xmlns:v="urn:schemas-microsoft-com:vml" xmlns:wp14="http://schemas.microsoft.com/office/word/2010/wordprocessingDrawing" xmlns:wp="http://schemas.openxmlformats.org/drawingml/2006/wordprocessingDrawing" xmlns:w10="urn:schemas-microsoft-com:office:word" xmlns:w="http://schemas.openxmlformats.org/wordprocessingml/2006/main" xmlns:w14="http://schemas.microsoft.com/office/word/2010/wordml" xmlns:w15="http://schemas.microsoft.com/office/word/2012/wordml" xmlns:w16cex="http://schemas.microsoft.com/office/word/2018/wordml/cex" xmlns:w16cid="http://schemas.microsoft.com/office/word/2016/wordml/cid" xmlns:w16="http://schemas.microsoft.com/office/word/2018/wordml" xmlns:w16sdtdh="http://schemas.microsoft.com/office/word/2020/wordml/sdtdatahash" xmlns:w16se="http://schemas.microsoft.com/office/word/2015/wordml/symex" xmlns:wpg="http://schemas.microsoft.com/office/word/2010/wordprocessingGroup" xmlns:wpi="http://schemas.microsoft.com/office/word/2010/wordprocessingInk" xmlns:wne="http://schemas.microsoft.com/office/word/2006/wordml" xmlns:wps="http://schemas.microsoft.com/office/word/2010/wordprocessingShape" mc:Ignorable="w14 w15 w16se w16cid w16 w16cex w16sdtdh wp14">
   <w:body>
     <w:p>
       <w:pPr>
         <w:pStyle w:val="a3"/>
         <w:ind w:left="0"/>
         <w:jc w:val="left"/>
+        <w:rPr>
+          <w:sz w:val="20"/>
+        </w:rPr>
+      </w:pPr>
+    </w:p>
+    <w:p>
+      <w:pPr>
+        <w:pStyle w:val="a3"/>
+        <w:spacing w:before="25"/>
+        <w:ind w:left="0"/>
+        <w:jc w:val="left"/>
+        <w:rPr>
+          <w:sz w:val="20"/>
+        </w:rPr>
+      </w:pPr>
+    </w:p>
+    <w:p>
+      <w:pPr>
+        <w:ind w:left="4297"/>
         <w:rPr>
           <w:sz w:val="20"/>
         </w:rPr>
@@ -18,76 +37,7 @@
           <w:lang w:eastAsia="ru-RU"/>
         </w:rPr>
         <w:drawing>
-          <wp:anchor distT="0" distB="0" distL="0" distR="0" simplePos="0" relativeHeight="15728640" behindDoc="0" locked="0" layoutInCell="1" allowOverlap="1" wp14:anchorId="765E1292" wp14:editId="11FB61BB">
-            <wp:simplePos x="0" y="0"/>
-            <wp:positionH relativeFrom="page">
-              <wp:posOffset>444577</wp:posOffset>
-            </wp:positionH>
-            <wp:positionV relativeFrom="page">
-              <wp:posOffset>444577</wp:posOffset>
-            </wp:positionV>
-            <wp:extent cx="628904" cy="628904"/>
-            <wp:effectExtent l="0" t="0" r="0" b="0"/>
-            <wp:wrapNone/>
-            <wp:docPr id="2" name="Image 2"/>
-            <wp:cNvGraphicFramePr>
-              <a:graphicFrameLocks xmlns:a="http://schemas.openxmlformats.org/drawingml/2006/main"/>
-            </wp:cNvGraphicFramePr>
-            <a:graphic xmlns:a="http://schemas.openxmlformats.org/drawingml/2006/main">
-              <a:graphicData uri="http://schemas.openxmlformats.org/drawingml/2006/picture">
-                <pic:pic xmlns:pic="http://schemas.openxmlformats.org/drawingml/2006/picture">
-                  <pic:nvPicPr>
-                    <pic:cNvPr id="2" name="Image 2"/>
-                    <pic:cNvPicPr/>
-                  </pic:nvPicPr>
-                  <pic:blipFill>
-                    <a:blip r:embed="rId7" cstate="print"/>
-                    <a:stretch>
-                      <a:fillRect/>
-                    </a:stretch>
-                  </pic:blipFill>
-                  <pic:spPr>
-                    <a:xfrm>
-                      <a:off x="0" y="0"/>
-                      <a:ext cx="628904" cy="628904"/>
-                    </a:xfrm>
-                    <a:prstGeom prst="rect">
-                      <a:avLst/>
-                    </a:prstGeom>
-                  </pic:spPr>
-                </pic:pic>
-              </a:graphicData>
-            </a:graphic>
-          </wp:anchor>
-        </w:drawing>
-      </w:r>
-    </w:p>
-    <w:p>
-      <w:pPr>
-        <w:pStyle w:val="a3"/>
-        <w:spacing w:before="25"/>
-        <w:ind w:left="0"/>
-        <w:jc w:val="left"/>
-        <w:rPr>
-          <w:sz w:val="20"/>
-        </w:rPr>
-      </w:pPr>
-    </w:p>
-    <w:p>
-      <w:pPr>
-        <w:ind w:left="4297"/>
-        <w:rPr>
-          <w:sz w:val="20"/>
-        </w:rPr>
-      </w:pPr>
-      <w:r>
-        <w:rPr>
-          <w:noProof/>
-          <w:sz w:val="20"/>
-          <w:lang w:eastAsia="ru-RU"/>
-        </w:rPr>
-        <w:drawing>
-          <wp:inline distT="0" distB="0" distL="0" distR="0" wp14:anchorId="73E0EB9E" wp14:editId="16BBFE71">
+          <wp:inline distT="0" distB="0" distL="0" distR="0" wp14:anchorId="16A4C4DF" wp14:editId="4A216F7C">
             <wp:extent cx="641618" cy="630935"/>
             <wp:effectExtent l="0" t="0" r="0" b="0"/>
             <wp:docPr id="3" name="Image 3"/>
@@ -102,7 +52,7 @@
                     <pic:cNvPicPr/>
                   </pic:nvPicPr>
                   <pic:blipFill>
-                    <a:blip r:embed="rId8" cstate="print"/>
+                    <a:blip r:embed="rId6" cstate="print"/>
                     <a:stretch>
                       <a:fillRect/>
                     </a:stretch>
@@ -232,31 +182,15 @@
       <w:r>
         <w:t xml:space="preserve">10/11-13 </w:t>
       </w:r>
-      <w:hyperlink r:id="rId9">
+      <w:hyperlink r:id="rId7">
         <w:r>
           <w:t>http://www.rostov.arbitr.ru</w:t>
         </w:r>
       </w:hyperlink>
       <w:r>
-        <w:t xml:space="preserve">; </w:t>
-      </w:r>
-      <w:proofErr w:type="gramStart"/>
-      <w:r>
-        <w:t>е</w:t>
-      </w:r>
-      <w:proofErr w:type="gramEnd"/>
-      <w:r>
-        <w:t>-</w:t>
-      </w:r>
-      <w:proofErr w:type="spellStart"/>
-      <w:r>
-        <w:t>mail</w:t>
-      </w:r>
-      <w:proofErr w:type="spellEnd"/>
-      <w:r>
-        <w:t xml:space="preserve">: </w:t>
-      </w:r>
-      <w:hyperlink r:id="rId10">
+        <w:t xml:space="preserve">; е-mail: </w:t>
+      </w:r>
+      <w:hyperlink r:id="rId8">
         <w:r>
           <w:rPr>
             <w:color w:val="0000FF"/>
@@ -288,11 +222,9 @@
         </w:rPr>
         <w:t xml:space="preserve"> </w:t>
       </w:r>
-      <w:proofErr w:type="gramStart"/>
       <w:r>
         <w:t>П</w:t>
       </w:r>
-      <w:proofErr w:type="gramEnd"/>
       <w:r>
         <w:rPr>
           <w:spacing w:val="-2"/>
@@ -435,23 +367,17 @@
       <w:pPr>
         <w:pStyle w:val="a3"/>
         <w:tabs>
-          <w:tab w:pos="9643" w:val="right"/>
+          <w:tab w:val="right" w:pos="9643"/>
         </w:tabs>
         <w:spacing w:line="275" w:lineRule="exact"/>
         <w:jc w:val="left"/>
       </w:pPr>
       <w:r>
-        <w:t>[</w:t>
-      </w:r>
-      <w:r>
-        <w:t>66]</w:t>
+        <w:t>[66]</w:t>
       </w:r>
       <w:r>
         <w:tab/>
-        <w:t>Дело № [</w:t>
-      </w:r>
-      <w:r>
-        <w:t>1]</w:t>
+        <w:t>Дело № [1]</w:t>
       </w:r>
     </w:p>
     <w:p>
@@ -461,10 +387,7 @@
         <w:ind w:left="851"/>
       </w:pPr>
       <w:r>
-        <w:t>Арбитражный суд Ростовской области в составе судьи [</w:t>
-      </w:r>
-      <w:r>
-        <w:t>415]</w:t>
+        <w:t>Арбитражный суд Ростовской области в составе судьи [415]</w:t>
       </w:r>
     </w:p>
     <w:p>
@@ -474,13 +397,7 @@
         <w:ind w:right="146"/>
       </w:pPr>
       <w:r>
-        <w:t>при ведении протокола судебного заседания секретарем судебного заседания [</w:t>
-      </w:r>
-      <w:r>
-        <w:t>29]</w:t>
-      </w:r>
-      <w:r>
-        <w:t>,</w:t>
+        <w:t>при ведении протокола судебного заседания секретарем судебного заседания [29],</w:t>
       </w:r>
     </w:p>
     <w:p>
@@ -489,43 +406,7 @@
         <w:ind w:right="136"/>
       </w:pPr>
       <w:r>
-        <w:t>рассмотрев в открытом судебном заседании заявление [</w:t>
-      </w:r>
-      <w:r>
-        <w:t>2.1]</w:t>
-      </w:r>
-      <w:r>
-        <w:t xml:space="preserve"> ([</w:t>
-      </w:r>
-      <w:r>
-        <w:t>3]</w:t>
-      </w:r>
-      <w:r>
-        <w:t xml:space="preserve"> года рождения, место рождения: [</w:t>
-      </w:r>
-      <w:r>
-        <w:t>3.1]</w:t>
-      </w:r>
-      <w:r>
-        <w:t>, ИНН [</w:t>
-      </w:r>
-      <w:r>
-        <w:t>4]</w:t>
-      </w:r>
-      <w:r>
-        <w:t>, СНИЛС [</w:t>
-      </w:r>
-      <w:r>
-        <w:t>5]</w:t>
-      </w:r>
-      <w:r>
-        <w:t>, адрес регистрации: [</w:t>
-      </w:r>
-      <w:r>
-        <w:t>6]</w:t>
-      </w:r>
-      <w:r>
-        <w:t>)</w:t>
+        <w:t>рассмотрев в открытом судебном заседании заявление [2.1] ([3] года рождения, место рождения: [3.1], ИНН [4], СНИЛС [5], адрес регистрации: [6])</w:t>
       </w:r>
     </w:p>
     <w:p>
@@ -679,10 +560,7 @@
         <w:ind w:right="148" w:firstLine="710"/>
       </w:pPr>
       <w:r>
-        <w:t>Дело рассмотрено в по</w:t>
-      </w:r>
-      <w:r>
-        <w:t>рядке статьи 156 Арбитражного процессуального кодекса Российской Федерации в отсутствие не явившихся лиц, участвующих в деле, извещенных надлежащим образом.</w:t>
+        <w:t>Дело рассмотрено в порядке статьи 156 Арбитражного процессуального кодекса Российской Федерации в отсутствие не явившихся лиц, участвующих в деле, извещенных надлежащим образом.</w:t>
       </w:r>
     </w:p>
     <w:p>
@@ -750,10 +628,7 @@
         <w:ind w:right="153" w:firstLine="710"/>
       </w:pPr>
       <w:r>
-        <w:t>Как указано должником, уровень его дохода позво</w:t>
-      </w:r>
-      <w:r>
-        <w:t>ляет исполнить обязательства в процедуре реструктуризации долгов.</w:t>
+        <w:t>Как указано должником, уровень его дохода позволяет исполнить обязательства в процедуре реструктуризации долгов.</w:t>
       </w:r>
     </w:p>
     <w:p>
@@ -811,16 +686,7 @@
         <w:ind w:right="152" w:firstLine="710"/>
       </w:pPr>
       <w:r>
-        <w:t>С целью финансирования процедуры банкротства на депозитный счет Арбитражного суда Ростовской области внесены денежные средства в размере 25 000 руб. по платежному</w:t>
-      </w:r>
-      <w:r>
-        <w:t xml:space="preserve"> документу от [</w:t>
-      </w:r>
-      <w:r>
-        <w:t>80]</w:t>
-      </w:r>
-      <w:r>
-        <w:t xml:space="preserve"> на вознаграждение арбитражного управляющего.</w:t>
+        <w:t>С целью финансирования процедуры банкротства на депозитный счет Арбитражного суда Ростовской области внесены денежные средства в размере 25 000 руб. по платежному документу от [80] на вознаграждение арбитражного управляющего.</w:t>
       </w:r>
     </w:p>
     <w:p>
@@ -832,7 +698,7 @@
       <w:r>
         <w:t xml:space="preserve">Доказательства несоответствия должника требованиям для утверждения плана реструктуризации долгов, установленным </w:t>
       </w:r>
-      <w:hyperlink r:id="rId11">
+      <w:hyperlink r:id="rId9">
         <w:r>
           <w:t>пунктом 1 статьи 213.13</w:t>
         </w:r>
@@ -857,13 +723,7 @@
         <w:ind w:right="146" w:firstLine="710"/>
       </w:pPr>
       <w:r>
-        <w:t>Заявитель просил утвердить финансового управляющего из числа членов Саморегулируемой межрегиональной общественной организации «[</w:t>
-      </w:r>
-      <w:r>
-        <w:t>987]</w:t>
-      </w:r>
-      <w:r>
-        <w:t>».</w:t>
+        <w:t>Заявитель просил утвердить финансового управляющего из числа членов Саморегулируемой межрегиональной общественной организации «[987]».</w:t>
       </w:r>
     </w:p>
     <w:p>
@@ -872,13 +732,7 @@
         <w:ind w:right="149" w:firstLine="710"/>
       </w:pPr>
       <w:r>
-        <w:t>Указанной саморегулируемой организацией представлена кандидатура арбитражного управляющего [</w:t>
-      </w:r>
-      <w:r>
-        <w:t>8]</w:t>
-      </w:r>
-      <w:r>
-        <w:t>.</w:t>
+        <w:t>Указанной саморегулируемой организацией представлена кандидатура арбитражного управляющего [8].</w:t>
       </w:r>
     </w:p>
     <w:p>
@@ -887,10 +741,7 @@
         <w:ind w:right="150" w:firstLine="710"/>
       </w:pPr>
       <w:r>
-        <w:t xml:space="preserve">Исходя из представленных </w:t>
-      </w:r>
-      <w:r>
-        <w:t>саморегулируемой организацией документов, кандидатура соответствует требованиям ст. 20, 20.2 Закона о банкротстве.</w:t>
+        <w:t>Исходя из представленных саморегулируемой организацией документов, кандидатура соответствует требованиям ст. 20, 20.2 Закона о банкротстве.</w:t>
       </w:r>
     </w:p>
     <w:p>
@@ -899,25 +750,14 @@
         <w:ind w:right="148" w:firstLine="710"/>
       </w:pPr>
       <w:r>
-        <w:t xml:space="preserve">При таких обстоятельствах представленная кандидатура подлежит утверждению </w:t>
-      </w:r>
-      <w:proofErr w:type="gramStart"/>
-      <w:r>
-        <w:t>в качестве финансового управляющего должника с установлением вознаг</w:t>
-      </w:r>
-      <w:r>
-        <w:t>раждения в деле о банкротстве на основании</w:t>
-      </w:r>
-      <w:proofErr w:type="gramEnd"/>
-      <w:r>
-        <w:t xml:space="preserve"> ст. 20.6 Закона о банкротстве.</w:t>
+        <w:t>При таких обстоятельствах представленная кандидатура подлежит утверждению в качестве финансового управляющего должника с установлением вознаграждения в деле о банкротстве на основании ст. 20.6 Закона о банкротстве.</w:t>
       </w:r>
     </w:p>
     <w:p>
       <w:pPr>
         <w:pStyle w:val="a3"/>
         <w:sectPr>
-          <w:headerReference w:type="default" r:id="rId12"/>
+          <w:headerReference w:type="default" r:id="rId10"/>
           <w:type w:val="continuous"/>
           <w:pgSz w:w="11910" w:h="16840"/>
           <w:pgMar w:top="920" w:right="708" w:bottom="280" w:left="1559" w:header="707" w:footer="0" w:gutter="0"/>
@@ -1021,14 +861,12 @@
         </w:rPr>
         <w:t xml:space="preserve"> </w:t>
       </w:r>
-      <w:proofErr w:type="gramStart"/>
       <w:r>
         <w:rPr>
           <w:spacing w:val="-5"/>
         </w:rPr>
         <w:t>от</w:t>
       </w:r>
-      <w:proofErr w:type="gramEnd"/>
     </w:p>
     <w:p>
       <w:pPr>
@@ -1061,11 +899,9 @@
         </w:rPr>
         <w:t xml:space="preserve"> </w:t>
       </w:r>
-      <w:proofErr w:type="gramStart"/>
       <w:r>
         <w:t>П</w:t>
       </w:r>
-      <w:proofErr w:type="gramEnd"/>
       <w:r>
         <w:rPr>
           <w:spacing w:val="-2"/>
@@ -1103,13 +939,7 @@
         <w:ind w:right="139" w:firstLine="710"/>
       </w:pPr>
       <w:r>
-        <w:t>Ввести в отношении [</w:t>
-      </w:r>
-      <w:r>
-        <w:t>2.1]</w:t>
-      </w:r>
-      <w:r>
-        <w:t xml:space="preserve"> процедуру реструктуризации долгов гражданина.</w:t>
+        <w:t>Ввести в отношении [2.1] процедуру реструктуризации долгов гражданина.</w:t>
       </w:r>
     </w:p>
     <w:p>
@@ -1119,25 +949,7 @@
         <w:ind w:right="138" w:firstLine="710"/>
       </w:pPr>
       <w:r>
-        <w:t>Утвердить финансовым управляющим должника – [</w:t>
-      </w:r>
-      <w:r>
-        <w:t>8]</w:t>
-      </w:r>
-      <w:r>
-        <w:t xml:space="preserve"> (ИНН [</w:t>
-      </w:r>
-      <w:r>
-        <w:t>41]</w:t>
-      </w:r>
-      <w:r>
-        <w:t>, адрес для корреспонденции: [</w:t>
-      </w:r>
-      <w:r>
-        <w:t>42]</w:t>
-      </w:r>
-      <w:r>
-        <w:t>), члена Саморегулируемой межрегиональной общественной организации</w:t>
+        <w:t>Утвердить финансовым управляющим должника – [8] (ИНН [41], адрес для корреспонденции: [42]), члена Саморегулируемой межрегиональной общественной организации</w:t>
       </w:r>
     </w:p>
     <w:p>
@@ -1146,13 +958,7 @@
         <w:spacing w:line="270" w:lineRule="exact"/>
       </w:pPr>
       <w:r>
-        <w:t>«[</w:t>
-      </w:r>
-      <w:r>
-        <w:t>987]</w:t>
-      </w:r>
-      <w:r>
-        <w:t>».</w:t>
+        <w:t>«[987]».</w:t>
       </w:r>
     </w:p>
     <w:p>
@@ -1161,16 +967,7 @@
         <w:ind w:right="132" w:firstLine="710"/>
       </w:pPr>
       <w:r>
-        <w:t>Назначить судебное заседание по рассмотрению вопроса об утверждении плана реструктуризации</w:t>
-      </w:r>
-      <w:r>
-        <w:t xml:space="preserve"> долгов гражданина на [</w:t>
-      </w:r>
-      <w:r>
-        <w:t>99]</w:t>
-      </w:r>
-      <w:r>
-        <w:t xml:space="preserve"> в помещении Арбитражного суда Ростовской области по адресу: г. Ростов-на-Дону, ул. Станиславского, 10/11-13, кабинет 427.</w:t>
+        <w:t>Назначить судебное заседание по рассмотрению вопроса об утверждении плана реструктуризации долгов гражданина на [99] в помещении Арбитражного суда Ростовской области по адресу: г. Ростов-на-Дону, ул. Станиславского, 10/11-13, кабинет 427.</w:t>
       </w:r>
     </w:p>
     <w:p>
@@ -1226,73 +1023,11 @@
         <w:spacing w:before="1"/>
         <w:ind w:right="143" w:firstLine="710"/>
       </w:pPr>
-      <w:proofErr w:type="gramStart"/>
       <w:r>
         <w:rPr>
           <w:b/>
         </w:rPr>
-        <w:t>Обязать Управление Госавтоинспекц</w:t>
-      </w:r>
-      <w:r>
-        <w:rPr>
-          <w:b/>
-        </w:rPr>
-        <w:t>ии ГУ МВД России по Ростовской области представить в отношении должника - [</w:t>
-      </w:r>
-      <w:r>
-        <w:rPr>
-          <w:b/>
-        </w:rPr>
-        <w:t>2.1]</w:t>
-      </w:r>
-      <w:r>
-        <w:rPr>
-          <w:b/>
-        </w:rPr>
-        <w:t xml:space="preserve"> ([</w:t>
-      </w:r>
-      <w:r>
-        <w:rPr>
-          <w:b/>
-        </w:rPr>
-        <w:t>3]</w:t>
-      </w:r>
-      <w:r>
-        <w:rPr>
-          <w:b/>
-        </w:rPr>
-        <w:t xml:space="preserve"> года рождения, место рождения: [</w:t>
-      </w:r>
-      <w:r>
-        <w:rPr>
-          <w:b/>
-        </w:rPr>
-        <w:t>3.1]</w:t>
-      </w:r>
-      <w:r>
-        <w:rPr>
-          <w:b/>
-        </w:rPr>
-        <w:t xml:space="preserve">) сведения о зарегистрированных и снятых с учета автомототранспортных средствах и прицепов к ним, с приложением карточек учета и копий </w:t>
-      </w:r>
-      <w:r>
-        <w:rPr>
-          <w:b/>
-        </w:rPr>
-        <w:t>документов, на основании которых совершались регистрационные действия; о наличии арестов, залогов, иных обременений автомототранспортных средств;</w:t>
-      </w:r>
-      <w:proofErr w:type="gramEnd"/>
-      <w:r>
-        <w:rPr>
-          <w:b/>
-        </w:rPr>
-        <w:t xml:space="preserve"> о зарегистрированных дорожно-транспортных происшествиях с приложением копий протоколов, составленных по факту </w:t>
-      </w:r>
-      <w:r>
-        <w:rPr>
-          <w:b/>
-        </w:rPr>
-        <w:t>происшествия; копии постановлений о привлечении к административной ответственности.</w:t>
+        <w:t>Обязать Управление Госавтоинспекции ГУ МВД России по Ростовской области представить в отношении должника - [2.1] ([3] года рождения, место рождения: [3.1]) сведения о зарегистрированных и снятых с учета автомототранспортных средствах и прицепов к ним, с приложением карточек учета и копий документов, на основании которых совершались регистрационные действия; о наличии арестов, залогов, иных обременений автомототранспортных средств; о зарегистрированных дорожно-транспортных происшествиях с приложением копий протоколов, составленных по факту происшествия; копии постановлений о привлечении к административной ответственности.</w:t>
       </w:r>
     </w:p>
     <w:p>
@@ -1304,232 +1039,109 @@
           <w:sz w:val="24"/>
         </w:rPr>
       </w:pPr>
-      <w:proofErr w:type="gramStart"/>
       <w:r>
         <w:rPr>
           <w:sz w:val="24"/>
         </w:rPr>
-        <w:t xml:space="preserve">В силу </w:t>
-      </w:r>
-      <w:proofErr w:type="spellStart"/>
-      <w:r>
-        <w:rPr>
-          <w:sz w:val="24"/>
-        </w:rPr>
-        <w:t>абз</w:t>
-      </w:r>
-      <w:proofErr w:type="spellEnd"/>
-      <w:r>
-        <w:rPr>
-          <w:sz w:val="24"/>
-        </w:rPr>
-        <w:t xml:space="preserve">. 4 п. 7 ст. 213.9 Закона о банкротстве предоставить финансовому управляющему должника сведения в отношении должника </w:t>
+        <w:t xml:space="preserve">В силу абз. 4 п. 7 ст. 213.9 Закона о банкротстве предоставить финансовому управляющему должника сведения в отношении должника </w:t>
       </w:r>
       <w:r>
         <w:rPr>
           <w:b/>
           <w:sz w:val="24"/>
         </w:rPr>
-        <w:t>при получении запроса от финансового управляю</w:t>
+        <w:t xml:space="preserve">при получении запроса от финансового управляющего по настоящему делу обязать </w:t>
+      </w:r>
+      <w:r>
+        <w:rPr>
+          <w:sz w:val="24"/>
+        </w:rPr>
+        <w:t>Гостехнадзор, ГИМС МЧС России, МВД России, Управление Госавтонспекции МВД России, СФР, Росгвардию, Росреестр/Филиал</w:t>
+      </w:r>
+      <w:r>
+        <w:rPr>
+          <w:spacing w:val="-1"/>
+          <w:sz w:val="24"/>
+        </w:rPr>
+        <w:t xml:space="preserve"> </w:t>
+      </w:r>
+      <w:r>
+        <w:rPr>
+          <w:sz w:val="24"/>
+        </w:rPr>
+        <w:t>ППК</w:t>
+      </w:r>
+      <w:r>
+        <w:rPr>
+          <w:spacing w:val="-1"/>
+          <w:sz w:val="24"/>
+        </w:rPr>
+        <w:t xml:space="preserve"> </w:t>
+      </w:r>
+      <w:r>
+        <w:rPr>
+          <w:sz w:val="24"/>
+        </w:rPr>
+        <w:t>«Роскадастр»,</w:t>
+      </w:r>
+      <w:r>
+        <w:rPr>
+          <w:spacing w:val="-1"/>
+          <w:sz w:val="24"/>
+        </w:rPr>
+        <w:t xml:space="preserve"> </w:t>
+      </w:r>
+      <w:r>
+        <w:rPr>
+          <w:sz w:val="24"/>
+        </w:rPr>
+        <w:t>ФИПС/Роспатент, ФНС</w:t>
+      </w:r>
+      <w:r>
+        <w:rPr>
+          <w:spacing w:val="-1"/>
+          <w:sz w:val="24"/>
+        </w:rPr>
+        <w:t xml:space="preserve"> </w:t>
+      </w:r>
+      <w:r>
+        <w:rPr>
+          <w:sz w:val="24"/>
+        </w:rPr>
+        <w:t>России,</w:t>
+      </w:r>
+      <w:r>
+        <w:rPr>
+          <w:spacing w:val="-1"/>
+          <w:sz w:val="24"/>
+        </w:rPr>
+        <w:t xml:space="preserve"> </w:t>
+      </w:r>
+      <w:r>
+        <w:rPr>
+          <w:sz w:val="24"/>
+        </w:rPr>
+        <w:t>Росавиацию в</w:t>
+      </w:r>
+      <w:r>
+        <w:rPr>
+          <w:spacing w:val="-4"/>
+          <w:sz w:val="24"/>
+        </w:rPr>
+        <w:t xml:space="preserve"> </w:t>
+      </w:r>
+      <w:r>
+        <w:rPr>
+          <w:sz w:val="24"/>
+        </w:rPr>
+        <w:t xml:space="preserve">лице соответствующих территориальных органов и иные государственные регистрирующие органы </w:t>
       </w:r>
       <w:r>
         <w:rPr>
           <w:b/>
           <w:sz w:val="24"/>
         </w:rPr>
-        <w:t xml:space="preserve">щего по настоящему делу обязать </w:t>
-      </w:r>
-      <w:proofErr w:type="spellStart"/>
-      <w:r>
-        <w:rPr>
-          <w:sz w:val="24"/>
-        </w:rPr>
-        <w:t>Гостехнадзор</w:t>
-      </w:r>
-      <w:proofErr w:type="spellEnd"/>
-      <w:r>
-        <w:rPr>
-          <w:sz w:val="24"/>
-        </w:rPr>
-        <w:t xml:space="preserve">, ГИМС МЧС России, МВД России, Управление </w:t>
-      </w:r>
-      <w:proofErr w:type="spellStart"/>
-      <w:r>
-        <w:rPr>
-          <w:sz w:val="24"/>
-        </w:rPr>
-        <w:t>Госавтонспекции</w:t>
-      </w:r>
-      <w:proofErr w:type="spellEnd"/>
-      <w:r>
-        <w:rPr>
-          <w:sz w:val="24"/>
-        </w:rPr>
-        <w:t xml:space="preserve"> МВД России, СФР, </w:t>
-      </w:r>
-      <w:proofErr w:type="spellStart"/>
-      <w:r>
-        <w:rPr>
-          <w:sz w:val="24"/>
-        </w:rPr>
-        <w:t>Росгвардию</w:t>
-      </w:r>
-      <w:proofErr w:type="spellEnd"/>
-      <w:r>
-        <w:rPr>
-          <w:sz w:val="24"/>
-        </w:rPr>
-        <w:t xml:space="preserve">, </w:t>
-      </w:r>
-      <w:proofErr w:type="spellStart"/>
-      <w:r>
-        <w:rPr>
-          <w:sz w:val="24"/>
-        </w:rPr>
-        <w:t>Росреестр</w:t>
-      </w:r>
-      <w:proofErr w:type="spellEnd"/>
-      <w:r>
-        <w:rPr>
-          <w:sz w:val="24"/>
-        </w:rPr>
-        <w:t>/Филиал</w:t>
-      </w:r>
-      <w:r>
-        <w:rPr>
-          <w:spacing w:val="-1"/>
-          <w:sz w:val="24"/>
-        </w:rPr>
-        <w:t xml:space="preserve"> </w:t>
-      </w:r>
-      <w:r>
-        <w:rPr>
-          <w:sz w:val="24"/>
-        </w:rPr>
-        <w:t>ППК</w:t>
-      </w:r>
-      <w:r>
-        <w:rPr>
-          <w:spacing w:val="-1"/>
-          <w:sz w:val="24"/>
-        </w:rPr>
-        <w:t xml:space="preserve"> </w:t>
-      </w:r>
-      <w:r>
-        <w:rPr>
-          <w:sz w:val="24"/>
-        </w:rPr>
-        <w:t>«</w:t>
-      </w:r>
-      <w:proofErr w:type="spellStart"/>
-      <w:r>
-        <w:rPr>
-          <w:sz w:val="24"/>
-        </w:rPr>
-        <w:t>Роскадастр</w:t>
-      </w:r>
-      <w:proofErr w:type="spellEnd"/>
-      <w:r>
-        <w:rPr>
-          <w:sz w:val="24"/>
-        </w:rPr>
-        <w:t>»,</w:t>
-      </w:r>
-      <w:r>
-        <w:rPr>
-          <w:spacing w:val="-1"/>
-          <w:sz w:val="24"/>
-        </w:rPr>
-        <w:t xml:space="preserve"> </w:t>
-      </w:r>
-      <w:r>
-        <w:rPr>
-          <w:sz w:val="24"/>
-        </w:rPr>
-        <w:t>ФИПС/Роспатент, ФНС</w:t>
-      </w:r>
-      <w:r>
-        <w:rPr>
-          <w:spacing w:val="-1"/>
-          <w:sz w:val="24"/>
-        </w:rPr>
-        <w:t xml:space="preserve"> </w:t>
-      </w:r>
-      <w:r>
-        <w:rPr>
-          <w:sz w:val="24"/>
-        </w:rPr>
-        <w:t>России,</w:t>
-      </w:r>
-      <w:r>
-        <w:rPr>
-          <w:spacing w:val="-1"/>
-          <w:sz w:val="24"/>
-        </w:rPr>
-        <w:t xml:space="preserve"> </w:t>
-      </w:r>
-      <w:proofErr w:type="spellStart"/>
-      <w:r>
-        <w:rPr>
-          <w:sz w:val="24"/>
-        </w:rPr>
-        <w:t>Росавиацию</w:t>
-      </w:r>
-      <w:proofErr w:type="spellEnd"/>
-      <w:r>
-        <w:rPr>
-          <w:sz w:val="24"/>
-        </w:rPr>
-        <w:t xml:space="preserve"> в</w:t>
-      </w:r>
-      <w:r>
-        <w:rPr>
-          <w:spacing w:val="-4"/>
-          <w:sz w:val="24"/>
-        </w:rPr>
-        <w:t xml:space="preserve"> </w:t>
-      </w:r>
-      <w:r>
-        <w:rPr>
-          <w:sz w:val="24"/>
-        </w:rPr>
-        <w:t>лице соответствующих территориальных органов и ин</w:t>
-      </w:r>
-      <w:r>
-        <w:rPr>
-          <w:sz w:val="24"/>
-        </w:rPr>
-        <w:t>ые государственные регистрирующие органы</w:t>
-      </w:r>
-      <w:proofErr w:type="gramEnd"/>
-      <w:r>
-        <w:rPr>
-          <w:sz w:val="24"/>
-        </w:rPr>
-        <w:t xml:space="preserve"> </w:t>
-      </w:r>
-      <w:r>
-        <w:rPr>
-          <w:b/>
-          <w:sz w:val="24"/>
-        </w:rPr>
-        <w:t>представить сведения (с приложением копий запрошенных документов) в отношении должника, супруг</w:t>
-      </w:r>
-      <w:proofErr w:type="gramStart"/>
-      <w:r>
-        <w:rPr>
-          <w:b/>
-          <w:sz w:val="24"/>
-        </w:rPr>
-        <w:t>а(</w:t>
-      </w:r>
-      <w:proofErr w:type="gramEnd"/>
-      <w:r>
-        <w:rPr>
-          <w:b/>
-          <w:sz w:val="24"/>
-        </w:rPr>
-        <w:t>и), бывшего(ей) супруга(и) должника и его родственников без взимания платы.</w:t>
+        <w:t>представить сведения (с приложением копий запрошенных документов) в отношении должника, супруга(и), бывшего(ей) супруга(и) должника и его родственников без взимания платы.</w:t>
       </w:r>
     </w:p>
     <w:p>
@@ -1539,18 +1151,7 @@
         <w:ind w:right="147" w:firstLine="710"/>
       </w:pPr>
       <w:r>
-        <w:t>В запросе финансового управляющего указываю</w:t>
-      </w:r>
-      <w:r>
-        <w:t>тся необходимые данные должника, супруг</w:t>
-      </w:r>
-      <w:proofErr w:type="gramStart"/>
-      <w:r>
-        <w:t>а(</w:t>
-      </w:r>
-      <w:proofErr w:type="gramEnd"/>
-      <w:r>
-        <w:t>и), бывшего(ей) супруга(и) должника и его родственников.</w:t>
+        <w:t>В запросе финансового управляющего указываются необходимые данные должника, супруга(и), бывшего(ей) супруга(и) должника и его родственников.</w:t>
       </w:r>
     </w:p>
     <w:p>
@@ -1558,7 +1159,6 @@
         <w:pStyle w:val="a3"/>
         <w:ind w:right="140" w:firstLine="710"/>
       </w:pPr>
-      <w:proofErr w:type="gramStart"/>
       <w:r>
         <w:t>С</w:t>
       </w:r>
@@ -1580,7 +1180,6 @@
       <w:r>
         <w:t>вынесения</w:t>
       </w:r>
-      <w:proofErr w:type="gramEnd"/>
       <w:r>
         <w:rPr>
           <w:spacing w:val="-1"/>
@@ -1621,13 +1220,7 @@
         <w:rPr>
           <w:spacing w:val="-2"/>
         </w:rPr>
-        <w:t>(б</w:t>
-      </w:r>
-      <w:r>
-        <w:rPr>
-          <w:spacing w:val="-2"/>
-        </w:rPr>
-        <w:t>анкротстве)».</w:t>
+        <w:t>(банкротстве)».</w:t>
       </w:r>
     </w:p>
     <w:p>
@@ -1637,22 +1230,14 @@
         <w:ind w:right="148" w:firstLine="710"/>
       </w:pPr>
       <w:r>
-        <w:t xml:space="preserve">Определение суда может быть обжаловано </w:t>
-      </w:r>
-      <w:proofErr w:type="gramStart"/>
-      <w:r>
-        <w:t>в апелляционном порядке в Пятнадцатый арбитражный апелляционный суд в течение месяца с даты вынесения определения через суд</w:t>
-      </w:r>
-      <w:proofErr w:type="gramEnd"/>
-      <w:r>
-        <w:t>, вынесший определение.</w:t>
+        <w:t>Определение суда может быть обжаловано в апелляционном порядке в Пятнадцатый арбитражный апелляционный суд в течение месяца с даты вынесения определения через суд, вынесший определение.</w:t>
       </w:r>
     </w:p>
     <w:p>
       <w:pPr>
         <w:pStyle w:val="a3"/>
         <w:tabs>
-          <w:tab w:pos="9643" w:val="right"/>
+          <w:tab w:val="right" w:pos="9643"/>
         </w:tabs>
         <w:spacing w:before="257"/>
       </w:pPr>
@@ -1661,10 +1246,7 @@
       </w:r>
       <w:r>
         <w:tab/>
-        <w:t>[</w:t>
-      </w:r>
-      <w:r>
-        <w:t>415]</w:t>
+        <w:t>[415]</w:t>
       </w:r>
     </w:p>
     <w:p>
@@ -1686,7 +1268,7 @@
         <mc:AlternateContent>
           <mc:Choice Requires="wps">
             <w:drawing>
-              <wp:anchor distT="0" distB="0" distL="0" distR="0" simplePos="0" relativeHeight="487588352" behindDoc="1" locked="0" layoutInCell="1" allowOverlap="1" wp14:anchorId="451CFA36" wp14:editId="03B7B633">
+              <wp:anchor distT="0" distB="0" distL="0" distR="0" simplePos="0" relativeHeight="487588352" behindDoc="1" locked="0" layoutInCell="1" allowOverlap="1" wp14:anchorId="7FBEC508" wp14:editId="5499ADB4">
                 <wp:simplePos x="0" y="0"/>
                 <wp:positionH relativeFrom="page">
                   <wp:posOffset>2036826</wp:posOffset>
@@ -1897,34 +1479,7 @@
                               <w:rPr>
                                 <w:sz w:val="16"/>
                               </w:rPr>
-                              <w:t>Панова</w:t>
-                            </w:r>
-                            <w:r>
-                              <w:rPr>
-                                <w:spacing w:val="-5"/>
-                                <w:sz w:val="16"/>
-                              </w:rPr>
-                              <w:t xml:space="preserve"> </w:t>
-                            </w:r>
-                            <w:r>
-                              <w:rPr>
-                                <w:sz w:val="16"/>
-                              </w:rPr>
-                              <w:t>Кристина</w:t>
-                            </w:r>
-                            <w:r>
-                              <w:rPr>
-                                <w:spacing w:val="-5"/>
-                                <w:sz w:val="16"/>
-                              </w:rPr>
-                              <w:t xml:space="preserve"> </w:t>
-                            </w:r>
-                            <w:r>
-                              <w:rPr>
-                                <w:spacing w:val="-2"/>
-                                <w:sz w:val="16"/>
-                              </w:rPr>
-                              <w:t>Олеговна</w:t>
+                              <w:t>[415]</w:t>
                             </w:r>
                           </w:p>
                         </w:txbxContent>
@@ -1938,16 +1493,20 @@
               </wp:anchor>
             </w:drawing>
           </mc:Choice>
-          <mc:Fallback xmlns:pic="http://schemas.openxmlformats.org/drawingml/2006/picture" xmlns:a="http://schemas.openxmlformats.org/drawingml/2006/main" xmlns:ve="http://schemas.openxmlformats.org/markup-compatibility/2006">
+          <mc:Fallback>
             <w:pict>
-              <v:shape style="position:absolute;margin-left:160.380005pt;margin-top:13.399023pt;width:274.5pt;height:52.5pt;mso-position-horizontal-relative:page;mso-position-vertical-relative:paragraph;z-index:-15728128;mso-wrap-distance-left:0;mso-wrap-distance-right:0" type="#_x0000_t202" id="docshape2" filled="false" stroked="true" strokeweight=".5pt" strokecolor="#000000">
+              <v:shapetype w14:anchorId="7FBEC508" id="_x0000_t202" coordsize="21600,21600" o:spt="202" path="m,l,21600r21600,l21600,xe">
+                <v:stroke joinstyle="miter"/>
+                <v:path gradientshapeok="t" o:connecttype="rect"/>
+              </v:shapetype>
+              <v:shape id="Textbox 4" o:spid="_x0000_s1026" type="#_x0000_t202" style="position:absolute;margin-left:160.4pt;margin-top:13.4pt;width:274.5pt;height:52.5pt;z-index:-15728128;visibility:visible;mso-wrap-style:square;mso-wrap-distance-left:0;mso-wrap-distance-top:0;mso-wrap-distance-right:0;mso-wrap-distance-bottom:0;mso-position-horizontal:absolute;mso-position-horizontal-relative:page;mso-position-vertical:absolute;mso-position-vertical-relative:text;v-text-anchor:top" o:gfxdata="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" filled="f" strokeweight=".5pt">
+                <v:path arrowok="t"/>
                 <v:textbox inset="0,0,0,0">
                   <w:txbxContent>
                     <w:p>
                       <w:pPr>
                         <w:spacing w:before="43"/>
-                        <w:ind w:left="130" w:right="0" w:firstLine="0"/>
-                        <w:jc w:val="left"/>
+                        <w:ind w:left="130"/>
                         <w:rPr>
                           <w:sz w:val="20"/>
                         </w:rPr>
@@ -1963,7 +1522,7 @@
                           <w:spacing w:val="-9"/>
                           <w:sz w:val="20"/>
                         </w:rPr>
-                        <w:t> </w:t>
+                        <w:t xml:space="preserve"> </w:t>
                       </w:r>
                       <w:r>
                         <w:rPr>
@@ -1976,7 +1535,7 @@
                           <w:spacing w:val="-9"/>
                           <w:sz w:val="20"/>
                         </w:rPr>
-                        <w:t> </w:t>
+                        <w:t xml:space="preserve"> </w:t>
                       </w:r>
                       <w:r>
                         <w:rPr>
@@ -1988,9 +1547,8 @@
                     </w:p>
                     <w:p>
                       <w:pPr>
-                        <w:spacing w:line="247" w:lineRule="auto" w:before="50"/>
+                        <w:spacing w:before="50" w:line="247" w:lineRule="auto"/>
                         <w:ind w:left="1295" w:right="428" w:hanging="1165"/>
-                        <w:jc w:val="left"/>
                         <w:rPr>
                           <w:sz w:val="16"/>
                         </w:rPr>
@@ -2006,7 +1564,7 @@
                           <w:spacing w:val="-8"/>
                           <w:sz w:val="20"/>
                         </w:rPr>
-                        <w:t> </w:t>
+                        <w:t xml:space="preserve"> </w:t>
                       </w:r>
                       <w:r>
                         <w:rPr>
@@ -2019,7 +1577,7 @@
                           <w:spacing w:val="40"/>
                           <w:sz w:val="20"/>
                         </w:rPr>
-                        <w:t> </w:t>
+                        <w:t xml:space="preserve"> </w:t>
                       </w:r>
                       <w:r>
                         <w:rPr>
@@ -2032,7 +1590,7 @@
                           <w:spacing w:val="-7"/>
                           <w:sz w:val="16"/>
                         </w:rPr>
-                        <w:t> </w:t>
+                        <w:t xml:space="preserve"> </w:t>
                       </w:r>
                       <w:r>
                         <w:rPr>
@@ -2045,7 +1603,7 @@
                           <w:spacing w:val="-6"/>
                           <w:sz w:val="16"/>
                         </w:rPr>
-                        <w:t> </w:t>
+                        <w:t xml:space="preserve"> </w:t>
                       </w:r>
                       <w:r>
                         <w:rPr>
@@ -2058,7 +1616,7 @@
                           <w:spacing w:val="-7"/>
                           <w:sz w:val="16"/>
                         </w:rPr>
-                        <w:t> </w:t>
+                        <w:t xml:space="preserve"> </w:t>
                       </w:r>
                       <w:r>
                         <w:rPr>
@@ -2071,7 +1629,7 @@
                           <w:spacing w:val="40"/>
                           <w:sz w:val="16"/>
                         </w:rPr>
-                        <w:t> </w:t>
+                        <w:t xml:space="preserve"> </w:t>
                       </w:r>
                       <w:r>
                         <w:rPr>
@@ -2083,8 +1641,7 @@
                     <w:p>
                       <w:pPr>
                         <w:spacing w:before="11"/>
-                        <w:ind w:left="1295" w:right="0" w:firstLine="0"/>
-                        <w:jc w:val="left"/>
+                        <w:ind w:left="1295"/>
                         <w:rPr>
                           <w:sz w:val="16"/>
                         </w:rPr>
@@ -2100,7 +1657,7 @@
                           <w:spacing w:val="-5"/>
                           <w:sz w:val="16"/>
                         </w:rPr>
-                        <w:t> </w:t>
+                        <w:t xml:space="preserve"> </w:t>
                       </w:r>
                       <w:r>
                         <w:rPr>
@@ -2113,53 +1670,23 @@
                           <w:spacing w:val="-5"/>
                           <w:sz w:val="16"/>
                         </w:rPr>
-                        <w:t> </w:t>
+                        <w:t xml:space="preserve"> </w:t>
                       </w:r>
                       <w:r>
                         <w:rPr>
                           <w:sz w:val="16"/>
                         </w:rPr>
-                        <w:t>Панова</w:t>
-                      </w:r>
-                      <w:r>
-                        <w:rPr>
-                          <w:spacing w:val="-5"/>
-                          <w:sz w:val="16"/>
-                        </w:rPr>
-                        <w:t> </w:t>
-                      </w:r>
-                      <w:r>
-                        <w:rPr>
-                          <w:sz w:val="16"/>
-                        </w:rPr>
-                        <w:t>Кристина</w:t>
-                      </w:r>
-                      <w:r>
-                        <w:rPr>
-                          <w:spacing w:val="-5"/>
-                          <w:sz w:val="16"/>
-                        </w:rPr>
-                        <w:t> </w:t>
-                      </w:r>
-                      <w:r>
-                        <w:rPr>
-                          <w:spacing w:val="-2"/>
-                          <w:sz w:val="16"/>
-                        </w:rPr>
-                        <w:t>Олеговна</w:t>
+                        <w:t>[415]</w:t>
                       </w:r>
                     </w:p>
                   </w:txbxContent>
                 </v:textbox>
-                <v:stroke dashstyle="solid"/>
-                <w10:wrap type="topAndBottom"/>
+                <w10:wrap type="topAndBottom" anchorx="page"/>
               </v:shape>
             </w:pict>
           </mc:Fallback>
         </mc:AlternateContent>
       </w:r>
-      <w:bookmarkStart w:id="0" w:name="_GoBack"/>
-      <w:bookmarkEnd w:id="0"/>
     </w:p>
     <w:sectPr>
       <w:pgSz w:w="11910" w:h="16840"/>
@@ -2171,7 +1698,7 @@
 </file>
 
 <file path=word/endnotes.xml><?xml version="1.0" encoding="utf-8"?>
-<w:endnotes xmlns:wpc="http://schemas.microsoft.com/office/word/2010/wordprocessingCanvas" xmlns:mc="http://schemas.openxmlformats.org/markup-compatibility/2006" xmlns:o="urn:schemas-microsoft-com:office:office" xmlns:r="http://schemas.openxmlformats.org/officeDocument/2006/relationships" xmlns:m="http://schemas.openxmlformats.org/officeDocument/2006/math" xmlns:v="urn:schemas-microsoft-com:vml" xmlns:wp14="http://schemas.microsoft.com/office/word/2010/wordprocessingDrawing" xmlns:wp="http://schemas.openxmlformats.org/drawingml/2006/wordprocessingDrawing" xmlns:w10="urn:schemas-microsoft-com:office:word" xmlns:w="http://schemas.openxmlformats.org/wordprocessingml/2006/main" xmlns:w14="http://schemas.microsoft.com/office/word/2010/wordml" xmlns:wpg="http://schemas.microsoft.com/office/word/2010/wordprocessingGroup" xmlns:wpi="http://schemas.microsoft.com/office/word/2010/wordprocessingInk" xmlns:wne="http://schemas.microsoft.com/office/word/2006/wordml" xmlns:wps="http://schemas.microsoft.com/office/word/2010/wordprocessingShape" mc:Ignorable="w14 wp14">
+<w:endnotes xmlns:wpc="http://schemas.microsoft.com/office/word/2010/wordprocessingCanvas" xmlns:cx="http://schemas.microsoft.com/office/drawing/2014/chartex" xmlns:cx1="http://schemas.microsoft.com/office/drawing/2015/9/8/chartex" xmlns:cx2="http://schemas.microsoft.com/office/drawing/2015/10/21/chartex" xmlns:cx3="http://schemas.microsoft.com/office/drawing/2016/5/9/chartex" xmlns:cx4="http://schemas.microsoft.com/office/drawing/2016/5/10/chartex" xmlns:cx5="http://schemas.microsoft.com/office/drawing/2016/5/11/chartex" xmlns:cx6="http://schemas.microsoft.com/office/drawing/2016/5/12/chartex" xmlns:cx7="http://schemas.microsoft.com/office/drawing/2016/5/13/chartex" xmlns:cx8="http://schemas.microsoft.com/office/drawing/2016/5/14/chartex" xmlns:mc="http://schemas.openxmlformats.org/markup-compatibility/2006" xmlns:aink="http://schemas.microsoft.com/office/drawing/2016/ink" xmlns:am3d="http://schemas.microsoft.com/office/drawing/2017/model3d" xmlns:o="urn:schemas-microsoft-com:office:office" xmlns:r="http://schemas.openxmlformats.org/officeDocument/2006/relationships" xmlns:m="http://schemas.openxmlformats.org/officeDocument/2006/math" xmlns:v="urn:schemas-microsoft-com:vml" xmlns:wp14="http://schemas.microsoft.com/office/word/2010/wordprocessingDrawing" xmlns:wp="http://schemas.openxmlformats.org/drawingml/2006/wordprocessingDrawing" xmlns:w10="urn:schemas-microsoft-com:office:word" xmlns:w="http://schemas.openxmlformats.org/wordprocessingml/2006/main" xmlns:w14="http://schemas.microsoft.com/office/word/2010/wordml" xmlns:w15="http://schemas.microsoft.com/office/word/2012/wordml" xmlns:w16cex="http://schemas.microsoft.com/office/word/2018/wordml/cex" xmlns:w16cid="http://schemas.microsoft.com/office/word/2016/wordml/cid" xmlns:w16="http://schemas.microsoft.com/office/word/2018/wordml" xmlns:w16sdtdh="http://schemas.microsoft.com/office/word/2020/wordml/sdtdatahash" xmlns:w16se="http://schemas.microsoft.com/office/word/2015/wordml/symex" xmlns:wpg="http://schemas.microsoft.com/office/word/2010/wordprocessingGroup" xmlns:wpi="http://schemas.microsoft.com/office/word/2010/wordprocessingInk" xmlns:wne="http://schemas.microsoft.com/office/word/2006/wordml" xmlns:wps="http://schemas.microsoft.com/office/word/2010/wordprocessingShape" mc:Ignorable="w14 w15 w16se w16cid w16 w16cex w16sdtdh wp14">
   <w:endnote w:type="separator" w:id="-1">
     <w:p>
       <w:r>
@@ -2190,7 +1717,7 @@
 </file>
 
 <file path=word/footnotes.xml><?xml version="1.0" encoding="utf-8"?>
-<w:footnotes xmlns:wpc="http://schemas.microsoft.com/office/word/2010/wordprocessingCanvas" xmlns:mc="http://schemas.openxmlformats.org/markup-compatibility/2006" xmlns:o="urn:schemas-microsoft-com:office:office" xmlns:r="http://schemas.openxmlformats.org/officeDocument/2006/relationships" xmlns:m="http://schemas.openxmlformats.org/officeDocument/2006/math" xmlns:v="urn:schemas-microsoft-com:vml" xmlns:wp14="http://schemas.microsoft.com/office/word/2010/wordprocessingDrawing" xmlns:wp="http://schemas.openxmlformats.org/drawingml/2006/wordprocessingDrawing" xmlns:w10="urn:schemas-microsoft-com:office:word" xmlns:w="http://schemas.openxmlformats.org/wordprocessingml/2006/main" xmlns:w14="http://schemas.microsoft.com/office/word/2010/wordml" xmlns:wpg="http://schemas.microsoft.com/office/word/2010/wordprocessingGroup" xmlns:wpi="http://schemas.microsoft.com/office/word/2010/wordprocessingInk" xmlns:wne="http://schemas.microsoft.com/office/word/2006/wordml" xmlns:wps="http://schemas.microsoft.com/office/word/2010/wordprocessingShape" mc:Ignorable="w14 wp14">
+<w:footnotes xmlns:wpc="http://schemas.microsoft.com/office/word/2010/wordprocessingCanvas" xmlns:cx="http://schemas.microsoft.com/office/drawing/2014/chartex" xmlns:cx1="http://schemas.microsoft.com/office/drawing/2015/9/8/chartex" xmlns:cx2="http://schemas.microsoft.com/office/drawing/2015/10/21/chartex" xmlns:cx3="http://schemas.microsoft.com/office/drawing/2016/5/9/chartex" xmlns:cx4="http://schemas.microsoft.com/office/drawing/2016/5/10/chartex" xmlns:cx5="http://schemas.microsoft.com/office/drawing/2016/5/11/chartex" xmlns:cx6="http://schemas.microsoft.com/office/drawing/2016/5/12/chartex" xmlns:cx7="http://schemas.microsoft.com/office/drawing/2016/5/13/chartex" xmlns:cx8="http://schemas.microsoft.com/office/drawing/2016/5/14/chartex" xmlns:mc="http://schemas.openxmlformats.org/markup-compatibility/2006" xmlns:aink="http://schemas.microsoft.com/office/drawing/2016/ink" xmlns:am3d="http://schemas.microsoft.com/office/drawing/2017/model3d" xmlns:o="urn:schemas-microsoft-com:office:office" xmlns:r="http://schemas.openxmlformats.org/officeDocument/2006/relationships" xmlns:m="http://schemas.openxmlformats.org/officeDocument/2006/math" xmlns:v="urn:schemas-microsoft-com:vml" xmlns:wp14="http://schemas.microsoft.com/office/word/2010/wordprocessingDrawing" xmlns:wp="http://schemas.openxmlformats.org/drawingml/2006/wordprocessingDrawing" xmlns:w10="urn:schemas-microsoft-com:office:word" xmlns:w="http://schemas.openxmlformats.org/wordprocessingml/2006/main" xmlns:w14="http://schemas.microsoft.com/office/word/2010/wordml" xmlns:w15="http://schemas.microsoft.com/office/word/2012/wordml" xmlns:w16cex="http://schemas.microsoft.com/office/word/2018/wordml/cex" xmlns:w16cid="http://schemas.microsoft.com/office/word/2016/wordml/cid" xmlns:w16="http://schemas.microsoft.com/office/word/2018/wordml" xmlns:w16sdtdh="http://schemas.microsoft.com/office/word/2020/wordml/sdtdatahash" xmlns:w16se="http://schemas.microsoft.com/office/word/2015/wordml/symex" xmlns:wpg="http://schemas.microsoft.com/office/word/2010/wordprocessingGroup" xmlns:wpi="http://schemas.microsoft.com/office/word/2010/wordprocessingInk" xmlns:wne="http://schemas.microsoft.com/office/word/2006/wordml" xmlns:wps="http://schemas.microsoft.com/office/word/2010/wordprocessingShape" mc:Ignorable="w14 w15 w16se w16cid w16 w16cex w16sdtdh wp14">
   <w:footnote w:type="separator" w:id="-1">
     <w:p>
       <w:r>
@@ -2209,7 +1736,7 @@
 </file>
 
 <file path=word/header1.xml><?xml version="1.0" encoding="utf-8"?>
-<w:hdr xmlns:wpc="http://schemas.microsoft.com/office/word/2010/wordprocessingCanvas" xmlns:mc="http://schemas.openxmlformats.org/markup-compatibility/2006" xmlns:o="urn:schemas-microsoft-com:office:office" xmlns:r="http://schemas.openxmlformats.org/officeDocument/2006/relationships" xmlns:m="http://schemas.openxmlformats.org/officeDocument/2006/math" xmlns:v="urn:schemas-microsoft-com:vml" xmlns:wp14="http://schemas.microsoft.com/office/word/2010/wordprocessingDrawing" xmlns:wp="http://schemas.openxmlformats.org/drawingml/2006/wordprocessingDrawing" xmlns:w10="urn:schemas-microsoft-com:office:word" xmlns:w="http://schemas.openxmlformats.org/wordprocessingml/2006/main" xmlns:w14="http://schemas.microsoft.com/office/word/2010/wordml" xmlns:wpg="http://schemas.microsoft.com/office/word/2010/wordprocessingGroup" xmlns:wpi="http://schemas.microsoft.com/office/word/2010/wordprocessingInk" xmlns:wne="http://schemas.microsoft.com/office/word/2006/wordml" xmlns:wps="http://schemas.microsoft.com/office/word/2010/wordprocessingShape" mc:Ignorable="w14 wp14">
+<w:hdr xmlns:wpc="http://schemas.microsoft.com/office/word/2010/wordprocessingCanvas" xmlns:cx="http://schemas.microsoft.com/office/drawing/2014/chartex" xmlns:cx1="http://schemas.microsoft.com/office/drawing/2015/9/8/chartex" xmlns:cx2="http://schemas.microsoft.com/office/drawing/2015/10/21/chartex" xmlns:cx3="http://schemas.microsoft.com/office/drawing/2016/5/9/chartex" xmlns:cx4="http://schemas.microsoft.com/office/drawing/2016/5/10/chartex" xmlns:cx5="http://schemas.microsoft.com/office/drawing/2016/5/11/chartex" xmlns:cx6="http://schemas.microsoft.com/office/drawing/2016/5/12/chartex" xmlns:cx7="http://schemas.microsoft.com/office/drawing/2016/5/13/chartex" xmlns:cx8="http://schemas.microsoft.com/office/drawing/2016/5/14/chartex" xmlns:mc="http://schemas.openxmlformats.org/markup-compatibility/2006" xmlns:aink="http://schemas.microsoft.com/office/drawing/2016/ink" xmlns:am3d="http://schemas.microsoft.com/office/drawing/2017/model3d" xmlns:o="urn:schemas-microsoft-com:office:office" xmlns:r="http://schemas.openxmlformats.org/officeDocument/2006/relationships" xmlns:m="http://schemas.openxmlformats.org/officeDocument/2006/math" xmlns:v="urn:schemas-microsoft-com:vml" xmlns:wp14="http://schemas.microsoft.com/office/word/2010/wordprocessingDrawing" xmlns:wp="http://schemas.openxmlformats.org/drawingml/2006/wordprocessingDrawing" xmlns:w10="urn:schemas-microsoft-com:office:word" xmlns:w="http://schemas.openxmlformats.org/wordprocessingml/2006/main" xmlns:w14="http://schemas.microsoft.com/office/word/2010/wordml" xmlns:w15="http://schemas.microsoft.com/office/word/2012/wordml" xmlns:w16cex="http://schemas.microsoft.com/office/word/2018/wordml/cex" xmlns:w16cid="http://schemas.microsoft.com/office/word/2016/wordml/cid" xmlns:w16="http://schemas.microsoft.com/office/word/2018/wordml" xmlns:w16sdtdh="http://schemas.microsoft.com/office/word/2020/wordml/sdtdatahash" xmlns:w16se="http://schemas.microsoft.com/office/word/2015/wordml/symex" xmlns:wpg="http://schemas.microsoft.com/office/word/2010/wordprocessingGroup" xmlns:wpi="http://schemas.microsoft.com/office/word/2010/wordprocessingInk" xmlns:wne="http://schemas.microsoft.com/office/word/2006/wordml" xmlns:wps="http://schemas.microsoft.com/office/word/2010/wordprocessingShape" mc:Ignorable="w14 w15 w16se w16cid w16 w16cex w16sdtdh wp14">
   <w:p>
     <w:pPr>
       <w:pStyle w:val="a3"/>
@@ -2229,7 +1756,7 @@
       <mc:AlternateContent>
         <mc:Choice Requires="wps">
           <w:drawing>
-            <wp:anchor distT="0" distB="0" distL="0" distR="0" simplePos="0" relativeHeight="487542272" behindDoc="1" locked="0" layoutInCell="1" allowOverlap="1" wp14:anchorId="41D791E2" wp14:editId="06045356">
+            <wp:anchor distT="0" distB="0" distL="0" distR="0" simplePos="0" relativeHeight="487542272" behindDoc="1" locked="0" layoutInCell="1" allowOverlap="1" wp14:anchorId="584CF0FF" wp14:editId="1AC65383">
               <wp:simplePos x="0" y="0"/>
               <wp:positionH relativeFrom="page">
                 <wp:posOffset>6120765</wp:posOffset>
@@ -2288,20 +1815,19 @@
             </wp:anchor>
           </w:drawing>
         </mc:Choice>
-        <mc:Fallback xmlns:pic="http://schemas.openxmlformats.org/drawingml/2006/picture" xmlns:a="http://schemas.openxmlformats.org/drawingml/2006/main" xmlns:ve="http://schemas.openxmlformats.org/markup-compatibility/2006">
+        <mc:Fallback>
           <w:pict>
-            <v:shapetype id="_x0000_t202" o:spt="202" coordsize="21600,21600" path="m,l,21600r21600,l21600,xe">
+            <v:shapetype w14:anchorId="584CF0FF" id="_x0000_t202" coordsize="21600,21600" o:spt="202" path="m,l,21600r21600,l21600,xe">
               <v:stroke joinstyle="miter"/>
               <v:path gradientshapeok="t" o:connecttype="rect"/>
             </v:shapetype>
-            <v:shape style="position:absolute;margin-left:481.950012pt;margin-top:34.368866pt;width:72pt;height:13.1pt;mso-position-horizontal-relative:page;mso-position-vertical-relative:page;z-index:-15774208" type="#_x0000_t202" id="docshape1" filled="false" stroked="false">
+            <v:shape id="Textbox 1" o:spid="_x0000_s1027" type="#_x0000_t202" style="position:absolute;margin-left:481.95pt;margin-top:34.35pt;width:1in;height:13.1pt;z-index:-15774208;visibility:visible;mso-wrap-style:square;mso-wrap-distance-left:0;mso-wrap-distance-top:0;mso-wrap-distance-right:0;mso-wrap-distance-bottom:0;mso-position-horizontal:absolute;mso-position-horizontal-relative:page;mso-position-vertical:absolute;mso-position-vertical-relative:page;v-text-anchor:top" o:gfxdata="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" filled="f" stroked="f">
               <v:textbox inset="0,0,0,0">
                 <w:txbxContent>
                   <w:p>
                     <w:pPr>
                       <w:spacing w:before="11"/>
-                      <w:ind w:left="20" w:right="0" w:firstLine="0"/>
-                      <w:jc w:val="left"/>
+                      <w:ind w:left="20"/>
                       <w:rPr>
                         <w:sz w:val="20"/>
                       </w:rPr>
@@ -2316,7 +1842,7 @@
                   </w:p>
                 </w:txbxContent>
               </v:textbox>
-              <w10:wrap type="none"/>
+              <w10:wrap anchorx="page" anchory="page"/>
             </v:shape>
           </w:pict>
         </mc:Fallback>
@@ -2327,7 +1853,7 @@
 </file>
 
 <file path=word/styles.xml><?xml version="1.0" encoding="utf-8"?>
-<w:styles xmlns:mc="http://schemas.openxmlformats.org/markup-compatibility/2006" xmlns:r="http://schemas.openxmlformats.org/officeDocument/2006/relationships" xmlns:w="http://schemas.openxmlformats.org/wordprocessingml/2006/main" xmlns:w14="http://schemas.microsoft.com/office/word/2010/wordml" mc:Ignorable="w14">
+<w:styles xmlns:mc="http://schemas.openxmlformats.org/markup-compatibility/2006" xmlns:r="http://schemas.openxmlformats.org/officeDocument/2006/relationships" xmlns:w="http://schemas.openxmlformats.org/wordprocessingml/2006/main" xmlns:w14="http://schemas.microsoft.com/office/word/2010/wordml" xmlns:w15="http://schemas.microsoft.com/office/word/2012/wordml" xmlns:w16cex="http://schemas.microsoft.com/office/word/2018/wordml/cex" xmlns:w16cid="http://schemas.microsoft.com/office/word/2016/wordml/cid" xmlns:w16="http://schemas.microsoft.com/office/word/2018/wordml" xmlns:w16sdtdh="http://schemas.microsoft.com/office/word/2020/wordml/sdtdatahash" xmlns:w16se="http://schemas.microsoft.com/office/word/2015/wordml/symex" mc:Ignorable="w14 w15 w16se w16cid w16 w16cex w16sdtdh">
   <w:docDefaults>
     <w:rPrDefault>
       <w:rPr>
@@ -2345,429 +1871,383 @@
       </w:pPr>
     </w:pPrDefault>
   </w:docDefaults>
-  <w:latentStyles w:defLockedState="0" w:defUIPriority="99" w:defSemiHidden="1" w:defUnhideWhenUsed="1" w:defQFormat="0" w:count="267">
-    <w:lsdException w:name="Normal" w:semiHidden="0" w:uiPriority="0" w:unhideWhenUsed="0" w:qFormat="1"/>
-    <w:lsdException w:name="heading 1" w:semiHidden="0" w:uiPriority="9" w:unhideWhenUsed="0" w:qFormat="1"/>
-    <w:lsdException w:name="heading 2" w:uiPriority="9" w:qFormat="1"/>
-    <w:lsdException w:name="heading 3" w:uiPriority="9" w:qFormat="1"/>
-    <w:lsdException w:name="heading 4" w:uiPriority="9" w:qFormat="1"/>
-    <w:lsdException w:name="heading 5" w:uiPriority="9" w:qFormat="1"/>
-    <w:lsdException w:name="heading 6" w:uiPriority="9" w:qFormat="1"/>
-    <w:lsdException w:name="heading 7" w:uiPriority="9" w:qFormat="1"/>
-    <w:lsdException w:name="heading 8" w:uiPriority="9" w:qFormat="1"/>
-    <w:lsdException w:name="heading 9" w:uiPriority="9" w:qFormat="1"/>
-    <w:lsdException w:name="toc 1" w:uiPriority="39"/>
-    <w:lsdException w:name="toc 2" w:uiPriority="39"/>
-    <w:lsdException w:name="toc 3" w:uiPriority="39"/>
-    <w:lsdException w:name="toc 4" w:uiPriority="39"/>
-    <w:lsdException w:name="toc 5" w:uiPriority="39"/>
-    <w:lsdException w:name="toc 6" w:uiPriority="39"/>
-    <w:lsdException w:name="toc 7" w:uiPriority="39"/>
-    <w:lsdException w:name="toc 8" w:uiPriority="39"/>
-    <w:lsdException w:name="toc 9" w:uiPriority="39"/>
-    <w:lsdException w:name="caption" w:uiPriority="35" w:qFormat="1"/>
-    <w:lsdException w:name="Title" w:semiHidden="0" w:uiPriority="10" w:unhideWhenUsed="0" w:qFormat="1"/>
-    <w:lsdException w:name="Default Paragraph Font" w:uiPriority="1"/>
-    <w:lsdException w:name="Subtitle" w:semiHidden="0" w:uiPriority="11" w:unhideWhenUsed="0" w:qFormat="1"/>
-    <w:lsdException w:name="Strong" w:semiHidden="0" w:uiPriority="22" w:unhideWhenUsed="0" w:qFormat="1"/>
-    <w:lsdException w:name="Emphasis" w:semiHidden="0" w:uiPriority="20" w:unhideWhenUsed="0" w:qFormat="1"/>
-    <w:lsdException w:name="Table Grid" w:semiHidden="0" w:uiPriority="59" w:unhideWhenUsed="0"/>
-    <w:lsdException w:name="Placeholder Text" w:unhideWhenUsed="0"/>
-    <w:lsdException w:name="No Spacing" w:semiHidden="0" w:uiPriority="1" w:unhideWhenUsed="0" w:qFormat="1"/>
-    <w:lsdException w:name="Light Shading" w:semiHidden="0" w:uiPriority="60" w:unhideWhenUsed="0"/>
-    <w:lsdException w:name="Light List" w:semiHidden="0" w:uiPriority="61" w:unhideWhenUsed="0"/>
-    <w:lsdException w:name="Light Grid" w:semiHidden="0" w:uiPriority="62" w:unhideWhenUsed="0"/>
-    <w:lsdException w:name="Medium Shading 1" w:semiHidden="0" w:uiPriority="63" w:unhideWhenUsed="0"/>
-    <w:lsdException w:name="Medium Shading 2" w:semiHidden="0" w:uiPriority="64" w:unhideWhenUsed="0"/>
-    <w:lsdException w:name="Medium List 1" w:semiHidden="0" w:uiPriority="65" w:unhideWhenUsed="0"/>
-    <w:lsdException w:name="Medium List 2" w:semiHidden="0" w:uiPriority="66" w:unhideWhenUsed="0"/>
-    <w:lsdException w:name="Medium Grid 1" w:semiHidden="0" w:uiPriority="67" w:unhideWhenUsed="0"/>
-    <w:lsdException w:name="Medium Grid 2" w:semiHidden="0" w:uiPriority="68" w:unhideWhenUsed="0"/>
-    <w:lsdException w:name="Medium Grid 3" w:semiHidden="0" w:uiPriority="69" w:unhideWhenUsed="0"/>
-    <w:lsdException w:name="Dark List" w:semiHidden="0" w:uiPriority="70" w:unhideWhenUsed="0"/>
-    <w:lsdException w:name="Colorful Shading" w:semiHidden="0" w:uiPriority="71" w:unhideWhenUsed="0"/>
-    <w:lsdException w:name="Colorful List" w:semiHidden="0" w:uiPriority="72" w:unhideWhenUsed="0"/>
-    <w:lsdException w:name="Colorful Grid" w:semiHidden="0" w:uiPriority="73" w:unhideWhenUsed="0"/>
-    <w:lsdException w:name="Light Shading Accent 1" w:semiHidden="0" w:uiPriority="60" w:unhideWhenUsed="0"/>
-    <w:lsdException w:name="Light List Accent 1" w:semiHidden="0" w:uiPriority="61" w:unhideWhenUsed="0"/>
-    <w:lsdException w:name="Light Grid Accent 1" w:semiHidden="0" w:uiPriority="62" w:unhideWhenUsed="0"/>
-    <w:lsdException w:name="Medium Shading 1 Accent 1" w:semiHidden="0" w:uiPriority="63" w:unhideWhenUsed="0"/>
-    <w:lsdException w:name="Medium Shading 2 Accent 1" w:semiHidden="0" w:uiPriority="64" w:unhideWhenUsed="0"/>
-    <w:lsdException w:name="Medium List 1 Accent 1" w:semiHidden="0" w:uiPriority="65" w:unhideWhenUsed="0"/>
-    <w:lsdException w:name="Revision" w:unhideWhenUsed="0"/>
-    <w:lsdException w:name="List Paragraph" w:semiHidden="0" w:uiPriority="34" w:unhideWhenUsed="0" w:qFormat="1"/>
-    <w:lsdException w:name="Quote" w:semiHidden="0" w:uiPriority="29" w:unhideWhenUsed="0" w:qFormat="1"/>
-    <w:lsdException w:name="Intense Quote" w:semiHidden="0" w:uiPriority="30" w:unhideWhenUsed="0" w:qFormat="1"/>
-    <w:lsdException w:name="Medium List 2 Accent 1" w:semiHidden="0" w:uiPriority="66" w:unhideWhenUsed="0"/>
-    <w:lsdException w:name="Medium Grid 1 Accent 1" w:semiHidden="0" w:uiPriority="67" w:unhideWhenUsed="0"/>
-    <w:lsdException w:name="Medium Grid 2 Accent 1" w:semiHidden="0" w:uiPriority="68" w:unhideWhenUsed="0"/>
-    <w:lsdException w:name="Medium Grid 3 Accent 1" w:semiHidden="0" w:uiPriority="69" w:unhideWhenUsed="0"/>
-    <w:lsdException w:name="Dark List Accent 1" w:semiHidden="0" w:uiPriority="70" w:unhideWhenUsed="0"/>
-    <w:lsdException w:name="Colorful Shading Accent 1" w:semiHidden="0" w:uiPriority="71" w:unhideWhenUsed="0"/>
-    <w:lsdException w:name="Colorful List Accent 1" w:semiHidden="0" w:uiPriority="72" w:unhideWhenUsed="0"/>
-    <w:lsdException w:name="Colorful Grid Accent 1" w:semiHidden="0" w:uiPriority="73" w:unhideWhenUsed="0"/>
-    <w:lsdException w:name="Light Shading Accent 2" w:semiHidden="0" w:uiPriority="60" w:unhideWhenUsed="0"/>
-    <w:lsdException w:name="Light List Accent 2" w:semiHidden="0" w:uiPriority="61" w:unhideWhenUsed="0"/>
-    <w:lsdException w:name="Light Grid Accent 2" w:semiHidden="0" w:uiPriority="62" w:unhideWhenUsed="0"/>
-    <w:lsdException w:name="Medium Shading 1 Accent 2" w:semiHidden="0" w:uiPriority="63" w:unhideWhenUsed="0"/>
-    <w:lsdException w:name="Medium Shading 2 Accent 2" w:semiHidden="0" w:uiPriority="64" w:unhideWhenUsed="0"/>
-    <w:lsdException w:name="Medium List 1 Accent 2" w:semiHidden="0" w:uiPriority="65" w:unhideWhenUsed="0"/>
-    <w:lsdException w:name="Medium List 2 Accent 2" w:semiHidden="0" w:uiPriority="66" w:unhideWhenUsed="0"/>
-    <w:lsdException w:name="Medium Grid 1 Accent 2" w:semiHidden="0" w:uiPriority="67" w:unhideWhenUsed="0"/>
-    <w:lsdException w:name="Medium Grid 2 Accent 2" w:semiHidden="0" w:uiPriority="68" w:unhideWhenUsed="0"/>
-    <w:lsdException w:name="Medium Grid 3 Accent 2" w:semiHidden="0" w:uiPriority="69" w:unhideWhenUsed="0"/>
-    <w:lsdException w:name="Dark List Accent 2" w:semiHidden="0" w:uiPriority="70" w:unhideWhenUsed="0"/>
-    <w:lsdException w:name="Colorful Shading Accent 2" w:semiHidden="0" w:uiPriority="71" w:unhideWhenUsed="0"/>
-    <w:lsdException w:name="Colorful List Accent 2" w:semiHidden="0" w:uiPriority="72" w:unhideWhenUsed="0"/>
-    <w:lsdException w:name="Colorful Grid Accent 2" w:semiHidden="0" w:uiPriority="73" w:unhideWhenUsed="0"/>
-    <w:lsdException w:name="Light Shading Accent 3" w:semiHidden="0" w:uiPriority="60" w:unhideWhenUsed="0"/>
-    <w:lsdException w:name="Light List Accent 3" w:semiHidden="0" w:uiPriority="61" w:unhideWhenUsed="0"/>
-    <w:lsdException w:name="Light Grid Accent 3" w:semiHidden="0" w:uiPriority="62" w:unhideWhenUsed="0"/>
-    <w:lsdException w:name="Medium Shading 1 Accent 3" w:semiHidden="0" w:uiPriority="63" w:unhideWhenUsed="0"/>
-    <w:lsdException w:name="Medium Shading 2 Accent 3" w:semiHidden="0" w:uiPriority="64" w:unhideWhenUsed="0"/>
-    <w:lsdException w:name="Medium List 1 Accent 3" w:semiHidden="0" w:uiPriority="65" w:unhideWhenUsed="0"/>
-    <w:lsdException w:name="Medium List 2 Accent 3" w:semiHidden="0" w:uiPriority="66" w:unhideWhenUsed="0"/>
-    <w:lsdException w:name="Medium Grid 1 Accent 3" w:semiHidden="0" w:uiPriority="67" w:unhideWhenUsed="0"/>
-    <w:lsdException w:name="Medium Grid 2 Accent 3" w:semiHidden="0" w:uiPriority="68" w:unhideWhenUsed="0"/>
-    <w:lsdException w:name="Medium Grid 3 Accent 3" w:semiHidden="0" w:uiPriority="69" w:unhideWhenUsed="0"/>
-    <w:lsdException w:name="Dark List Accent 3" w:semiHidden="0" w:uiPriority="70" w:unhideWhenUsed="0"/>
-    <w:lsdException w:name="Colorful Shading Accent 3" w:semiHidden="0" w:uiPriority="71" w:unhideWhenUsed="0"/>
-    <w:lsdException w:name="Colorful List Accent 3" w:semiHidden="0" w:uiPriority="72" w:unhideWhenUsed="0"/>
-    <w:lsdException w:name="Colorful Grid Accent 3" w:semiHidden="0" w:uiPriority="73" w:unhideWhenUsed="0"/>
-    <w:lsdException w:name="Light Shading Accent 4" w:semiHidden="0" w:uiPriority="60" w:unhideWhenUsed="0"/>
-    <w:lsdException w:name="Light List Accent 4" w:semiHidden="0" w:uiPriority="61" w:unhideWhenUsed="0"/>
-    <w:lsdException w:name="Light Grid Accent 4" w:semiHidden="0" w:uiPriority="62" w:unhideWhenUsed="0"/>
-    <w:lsdException w:name="Medium Shading 1 Accent 4" w:semiHidden="0" w:uiPriority="63" w:unhideWhenUsed="0"/>
-    <w:lsdException w:name="Medium Shading 2 Accent 4" w:semiHidden="0" w:uiPriority="64" w:unhideWhenUsed="0"/>
-    <w:lsdException w:name="Medium List 1 Accent 4" w:semiHidden="0" w:uiPriority="65" w:unhideWhenUsed="0"/>
-    <w:lsdException w:name="Medium List 2 Accent 4" w:semiHidden="0" w:uiPriority="66" w:unhideWhenUsed="0"/>
-    <w:lsdException w:name="Medium Grid 1 Accent 4" w:semiHidden="0" w:uiPriority="67" w:unhideWhenUsed="0"/>
-    <w:lsdException w:name="Medium Grid 2 Accent 4" w:semiHidden="0" w:uiPriority="68" w:unhideWhenUsed="0"/>
-    <w:lsdException w:name="Medium Grid 3 Accent 4" w:semiHidden="0" w:uiPriority="69" w:unhideWhenUsed="0"/>
-    <w:lsdException w:name="Dark List Accent 4" w:semiHidden="0" w:uiPriority="70" w:unhideWhenUsed="0"/>
-    <w:lsdException w:name="Colorful Shading Accent 4" w:semiHidden="0" w:uiPriority="71" w:unhideWhenUsed="0"/>
-    <w:lsdException w:name="Colorful List Accent 4" w:semiHidden="0" w:uiPriority="72" w:unhideWhenUsed="0"/>
-    <w:lsdException w:name="Colorful Grid Accent 4" w:semiHidden="0" w:uiPriority="73" w:unhideWhenUsed="0"/>
-    <w:lsdException w:name="Light Shading Accent 5" w:semiHidden="0" w:uiPriority="60" w:unhideWhenUsed="0"/>
-    <w:lsdException w:name="Light List Accent 5" w:semiHidden="0" w:uiPriority="61" w:unhideWhenUsed="0"/>
-    <w:lsdException w:name="Light Grid Accent 5" w:semiHidden="0" w:uiPriority="62" w:unhideWhenUsed="0"/>
-    <w:lsdException w:name="Medium Shading 1 Accent 5" w:semiHidden="0" w:uiPriority="63" w:unhideWhenUsed="0"/>
-    <w:lsdException w:name="Medium Shading 2 Accent 5" w:semiHidden="0" w:uiPriority="64" w:unhideWhenUsed="0"/>
-    <w:lsdException w:name="Medium List 1 Accent 5" w:semiHidden="0" w:uiPriority="65" w:unhideWhenUsed="0"/>
-    <w:lsdException w:name="Medium List 2 Accent 5" w:semiHidden="0" w:uiPriority="66" w:unhideWhenUsed="0"/>
-    <w:lsdException w:name="Medium Grid 1 Accent 5" w:semiHidden="0" w:uiPriority="67" w:unhideWhenUsed="0"/>
-    <w:lsdException w:name="Medium Grid 2 Accent 5" w:semiHidden="0" w:uiPriority="68" w:unhideWhenUsed="0"/>
-    <w:lsdException w:name="Medium Grid 3 Accent 5" w:semiHidden="0" w:uiPriority="69" w:unhideWhenUsed="0"/>
-    <w:lsdException w:name="Dark List Accent 5" w:semiHidden="0" w:uiPriority="70" w:unhideWhenUsed="0"/>
-    <w:lsdException w:name="Colorful Shading Accent 5" w:semiHidden="0" w:uiPriority="71" w:unhideWhenUsed="0"/>
-    <w:lsdException w:name="Colorful List Accent 5" w:semiHidden="0" w:uiPriority="72" w:unhideWhenUsed="0"/>
-    <w:lsdException w:name="Colorful Grid Accent 5" w:semiHidden="0" w:uiPriority="73" w:unhideWhenUsed="0"/>
-    <w:lsdException w:name="Light Shading Accent 6" w:semiHidden="0" w:uiPriority="60" w:unhideWhenUsed="0"/>
-    <w:lsdException w:name="Light List Accent 6" w:semiHidden="0" w:uiPriority="61" w:unhideWhenUsed="0"/>
-    <w:lsdException w:name="Light Grid Accent 6" w:semiHidden="0" w:uiPriority="62" w:unhideWhenUsed="0"/>
-    <w:lsdException w:name="Medium Shading 1 Accent 6" w:semiHidden="0" w:uiPriority="63" w:unhideWhenUsed="0"/>
-    <w:lsdException w:name="Medium Shading 2 Accent 6" w:semiHidden="0" w:uiPriority="64" w:unhideWhenUsed="0"/>
-    <w:lsdException w:name="Medium List 1 Accent 6" w:semiHidden="0" w:uiPriority="65" w:unhideWhenUsed="0"/>
-    <w:lsdException w:name="Medium List 2 Accent 6" w:semiHidden="0" w:uiPriority="66" w:unhideWhenUsed="0"/>
-    <w:lsdException w:name="Medium Grid 1 Accent 6" w:semiHidden="0" w:uiPriority="67" w:unhideWhenUsed="0"/>
-    <w:lsdException w:name="Medium Grid 2 Accent 6" w:semiHidden="0" w:uiPriority="68" w:unhideWhenUsed="0"/>
-    <w:lsdException w:name="Medium Grid 3 Accent 6" w:semiHidden="0" w:uiPriority="69" w:unhideWhenUsed="0"/>
-    <w:lsdException w:name="Dark List Accent 6" w:semiHidden="0" w:uiPriority="70" w:unhideWhenUsed="0"/>
-    <w:lsdException w:name="Colorful Shading Accent 6" w:semiHidden="0" w:uiPriority="71" w:unhideWhenUsed="0"/>
-    <w:lsdException w:name="Colorful List Accent 6" w:semiHidden="0" w:uiPriority="72" w:unhideWhenUsed="0"/>
-    <w:lsdException w:name="Colorful Grid Accent 6" w:semiHidden="0" w:uiPriority="73" w:unhideWhenUsed="0"/>
-    <w:lsdException w:name="Subtle Emphasis" w:semiHidden="0" w:uiPriority="19" w:unhideWhenUsed="0" w:qFormat="1"/>
-    <w:lsdException w:name="Intense Emphasis" w:semiHidden="0" w:uiPriority="21" w:unhideWhenUsed="0" w:qFormat="1"/>
-    <w:lsdException w:name="Subtle Reference" w:semiHidden="0" w:uiPriority="31" w:unhideWhenUsed="0" w:qFormat="1"/>
-    <w:lsdException w:name="Intense Reference" w:semiHidden="0" w:uiPriority="32" w:unhideWhenUsed="0" w:qFormat="1"/>
-    <w:lsdException w:name="Book Title" w:semiHidden="0" w:uiPriority="33" w:unhideWhenUsed="0" w:qFormat="1"/>
-    <w:lsdException w:name="Bibliography" w:uiPriority="37"/>
-    <w:lsdException w:name="TOC Heading" w:uiPriority="39" w:qFormat="1"/>
-  </w:latentStyles>
-  <w:style w:type="paragraph" w:default="1" w:styleId="a">
-    <w:name w:val="Normal"/>
-    <w:uiPriority w:val="1"/>
-    <w:qFormat/>
-    <w:rPr>
-      <w:rFonts w:ascii="Times New Roman" w:eastAsia="Times New Roman" w:hAnsi="Times New Roman" w:cs="Times New Roman"/>
-      <w:lang w:val="ru-RU"/>
-    </w:rPr>
-  </w:style>
-  <w:style w:type="paragraph" w:styleId="1">
-    <w:name w:val="heading 1"/>
-    <w:basedOn w:val="a"/>
-    <w:uiPriority w:val="1"/>
-    <w:qFormat/>
-    <w:pPr>
-      <w:spacing w:line="273" w:lineRule="exact"/>
-      <w:ind w:left="637" w:right="638"/>
-      <w:jc w:val="center"/>
-      <w:outlineLvl w:val="0"/>
-    </w:pPr>
-    <w:rPr>
-      <w:b/>
-      <w:bCs/>
-      <w:sz w:val="24"/>
-      <w:szCs w:val="24"/>
-    </w:rPr>
-  </w:style>
-  <w:style w:type="character" w:default="1" w:styleId="a0">
-    <w:name w:val="Default Paragraph Font"/>
-    <w:uiPriority w:val="1"/>
-    <w:semiHidden/>
-    <w:unhideWhenUsed/>
-  </w:style>
-  <w:style w:type="table" w:default="1" w:styleId="a1">
-    <w:name w:val="Normal Table"/>
-    <w:uiPriority w:val="99"/>
-    <w:semiHidden/>
-    <w:unhideWhenUsed/>
-    <w:tblPr>
-      <w:tblInd w:w="0" w:type="dxa"/>
-      <w:tblCellMar>
-        <w:top w:w="0" w:type="dxa"/>
-        <w:left w:w="108" w:type="dxa"/>
-        <w:bottom w:w="0" w:type="dxa"/>
-        <w:right w:w="108" w:type="dxa"/>
-      </w:tblCellMar>
-    </w:tblPr>
-  </w:style>
-  <w:style w:type="numbering" w:default="1" w:styleId="a2">
-    <w:name w:val="No List"/>
-    <w:uiPriority w:val="99"/>
-    <w:semiHidden/>
-    <w:unhideWhenUsed/>
-  </w:style>
-  <w:style w:type="table" w:customStyle="1" w:styleId="TableNormal">
-    <w:name w:val="Table Normal"/>
-    <w:uiPriority w:val="2"/>
-    <w:semiHidden/>
-    <w:unhideWhenUsed/>
-    <w:qFormat/>
-    <w:tblPr>
-      <w:tblInd w:w="0" w:type="dxa"/>
-      <w:tblCellMar>
-        <w:top w:w="0" w:type="dxa"/>
-        <w:left w:w="0" w:type="dxa"/>
-        <w:bottom w:w="0" w:type="dxa"/>
-        <w:right w:w="0" w:type="dxa"/>
-      </w:tblCellMar>
-    </w:tblPr>
-  </w:style>
-  <w:style w:type="paragraph" w:styleId="a3">
-    <w:name w:val="Body Text"/>
-    <w:basedOn w:val="a"/>
-    <w:uiPriority w:val="1"/>
-    <w:qFormat/>
-    <w:pPr>
-      <w:ind w:left="141"/>
-      <w:jc w:val="both"/>
-    </w:pPr>
-    <w:rPr>
-      <w:sz w:val="24"/>
-      <w:szCs w:val="24"/>
-    </w:rPr>
-  </w:style>
-  <w:style w:type="paragraph" w:styleId="a4">
-    <w:name w:val="List Paragraph"/>
-    <w:basedOn w:val="a"/>
-    <w:uiPriority w:val="1"/>
-    <w:qFormat/>
-  </w:style>
-  <w:style w:type="paragraph" w:customStyle="1" w:styleId="TableParagraph">
-    <w:name w:val="Table Paragraph"/>
-    <w:basedOn w:val="a"/>
-    <w:uiPriority w:val="1"/>
-    <w:qFormat/>
-  </w:style>
-  <w:style w:type="paragraph" w:styleId="a5">
-    <w:name w:val="Balloon Text"/>
-    <w:basedOn w:val="a"/>
-    <w:link w:val="a6"/>
-    <w:uiPriority w:val="99"/>
-    <w:semiHidden/>
-    <w:unhideWhenUsed/>
-    <w:rsid w:val="000B06C3"/>
-    <w:rPr>
-      <w:rFonts w:ascii="Tahoma" w:hAnsi="Tahoma" w:cs="Tahoma"/>
-      <w:sz w:val="16"/>
-      <w:szCs w:val="16"/>
-    </w:rPr>
-  </w:style>
-  <w:style w:type="character" w:customStyle="1" w:styleId="a6">
-    <w:name w:val="Текст выноски Знак"/>
-    <w:basedOn w:val="a0"/>
-    <w:link w:val="a5"/>
-    <w:uiPriority w:val="99"/>
-    <w:semiHidden/>
-    <w:rsid w:val="000B06C3"/>
-    <w:rPr>
-      <w:rFonts w:ascii="Tahoma" w:eastAsia="Times New Roman" w:hAnsi="Tahoma" w:cs="Tahoma"/>
-      <w:sz w:val="16"/>
-      <w:szCs w:val="16"/>
-      <w:lang w:val="ru-RU"/>
-    </w:rPr>
-  </w:style>
-</w:styles>
-</file>
-
-<file path=word/stylesWithEffects.xml><?xml version="1.0" encoding="utf-8"?>
-<w:styles xmlns:wpc="http://schemas.microsoft.com/office/word/2010/wordprocessingCanvas" xmlns:mc="http://schemas.openxmlformats.org/markup-compatibility/2006" xmlns:o="urn:schemas-microsoft-com:office:office" xmlns:r="http://schemas.openxmlformats.org/officeDocument/2006/relationships" xmlns:m="http://schemas.openxmlformats.org/officeDocument/2006/math" xmlns:v="urn:schemas-microsoft-com:vml" xmlns:wp14="http://schemas.microsoft.com/office/word/2010/wordprocessingDrawing" xmlns:wp="http://schemas.openxmlformats.org/drawingml/2006/wordprocessingDrawing" xmlns:w10="urn:schemas-microsoft-com:office:word" xmlns:w="http://schemas.openxmlformats.org/wordprocessingml/2006/main" xmlns:w14="http://schemas.microsoft.com/office/word/2010/wordml" xmlns:wpg="http://schemas.microsoft.com/office/word/2010/wordprocessingGroup" xmlns:wpi="http://schemas.microsoft.com/office/word/2010/wordprocessingInk" xmlns:wne="http://schemas.microsoft.com/office/word/2006/wordml" xmlns:wps="http://schemas.microsoft.com/office/word/2010/wordprocessingShape" mc:Ignorable="w14 wp14">
-  <w:docDefaults>
-    <w:rPrDefault>
-      <w:rPr>
-        <w:rFonts w:asciiTheme="minorHAnsi" w:eastAsiaTheme="minorHAnsi" w:hAnsiTheme="minorHAnsi" w:cstheme="minorBidi"/>
-        <w:sz w:val="22"/>
-        <w:szCs w:val="22"/>
-        <w:lang w:val="en-US" w:eastAsia="en-US" w:bidi="ar-SA"/>
-      </w:rPr>
-    </w:rPrDefault>
-    <w:pPrDefault>
-      <w:pPr>
-        <w:widowControl w:val="0"/>
-        <w:autoSpaceDE w:val="0"/>
-        <w:autoSpaceDN w:val="0"/>
-      </w:pPr>
-    </w:pPrDefault>
-  </w:docDefaults>
-  <w:latentStyles w:defLockedState="0" w:defUIPriority="99" w:defSemiHidden="1" w:defUnhideWhenUsed="1" w:defQFormat="0" w:count="267">
-    <w:lsdException w:name="Normal" w:semiHidden="0" w:uiPriority="0" w:unhideWhenUsed="0" w:qFormat="1"/>
-    <w:lsdException w:name="heading 1" w:semiHidden="0" w:uiPriority="9" w:unhideWhenUsed="0" w:qFormat="1"/>
-    <w:lsdException w:name="heading 2" w:uiPriority="9" w:qFormat="1"/>
-    <w:lsdException w:name="heading 3" w:uiPriority="9" w:qFormat="1"/>
-    <w:lsdException w:name="heading 4" w:uiPriority="9" w:qFormat="1"/>
-    <w:lsdException w:name="heading 5" w:uiPriority="9" w:qFormat="1"/>
-    <w:lsdException w:name="heading 6" w:uiPriority="9" w:qFormat="1"/>
-    <w:lsdException w:name="heading 7" w:uiPriority="9" w:qFormat="1"/>
-    <w:lsdException w:name="heading 8" w:uiPriority="9" w:qFormat="1"/>
-    <w:lsdException w:name="heading 9" w:uiPriority="9" w:qFormat="1"/>
-    <w:lsdException w:name="toc 1" w:uiPriority="39"/>
-    <w:lsdException w:name="toc 2" w:uiPriority="39"/>
-    <w:lsdException w:name="toc 3" w:uiPriority="39"/>
-    <w:lsdException w:name="toc 4" w:uiPriority="39"/>
-    <w:lsdException w:name="toc 5" w:uiPriority="39"/>
-    <w:lsdException w:name="toc 6" w:uiPriority="39"/>
-    <w:lsdException w:name="toc 7" w:uiPriority="39"/>
-    <w:lsdException w:name="toc 8" w:uiPriority="39"/>
-    <w:lsdException w:name="toc 9" w:uiPriority="39"/>
-    <w:lsdException w:name="caption" w:uiPriority="35" w:qFormat="1"/>
-    <w:lsdException w:name="Title" w:semiHidden="0" w:uiPriority="10" w:unhideWhenUsed="0" w:qFormat="1"/>
-    <w:lsdException w:name="Default Paragraph Font" w:uiPriority="1"/>
-    <w:lsdException w:name="Subtitle" w:semiHidden="0" w:uiPriority="11" w:unhideWhenUsed="0" w:qFormat="1"/>
-    <w:lsdException w:name="Strong" w:semiHidden="0" w:uiPriority="22" w:unhideWhenUsed="0" w:qFormat="1"/>
-    <w:lsdException w:name="Emphasis" w:semiHidden="0" w:uiPriority="20" w:unhideWhenUsed="0" w:qFormat="1"/>
-    <w:lsdException w:name="Table Grid" w:semiHidden="0" w:uiPriority="59" w:unhideWhenUsed="0"/>
-    <w:lsdException w:name="Placeholder Text" w:unhideWhenUsed="0"/>
-    <w:lsdException w:name="No Spacing" w:semiHidden="0" w:uiPriority="1" w:unhideWhenUsed="0" w:qFormat="1"/>
-    <w:lsdException w:name="Light Shading" w:semiHidden="0" w:uiPriority="60" w:unhideWhenUsed="0"/>
-    <w:lsdException w:name="Light List" w:semiHidden="0" w:uiPriority="61" w:unhideWhenUsed="0"/>
-    <w:lsdException w:name="Light Grid" w:semiHidden="0" w:uiPriority="62" w:unhideWhenUsed="0"/>
-    <w:lsdException w:name="Medium Shading 1" w:semiHidden="0" w:uiPriority="63" w:unhideWhenUsed="0"/>
-    <w:lsdException w:name="Medium Shading 2" w:semiHidden="0" w:uiPriority="64" w:unhideWhenUsed="0"/>
-    <w:lsdException w:name="Medium List 1" w:semiHidden="0" w:uiPriority="65" w:unhideWhenUsed="0"/>
-    <w:lsdException w:name="Medium List 2" w:semiHidden="0" w:uiPriority="66" w:unhideWhenUsed="0"/>
-    <w:lsdException w:name="Medium Grid 1" w:semiHidden="0" w:uiPriority="67" w:unhideWhenUsed="0"/>
-    <w:lsdException w:name="Medium Grid 2" w:semiHidden="0" w:uiPriority="68" w:unhideWhenUsed="0"/>
-    <w:lsdException w:name="Medium Grid 3" w:semiHidden="0" w:uiPriority="69" w:unhideWhenUsed="0"/>
-    <w:lsdException w:name="Dark List" w:semiHidden="0" w:uiPriority="70" w:unhideWhenUsed="0"/>
-    <w:lsdException w:name="Colorful Shading" w:semiHidden="0" w:uiPriority="71" w:unhideWhenUsed="0"/>
-    <w:lsdException w:name="Colorful List" w:semiHidden="0" w:uiPriority="72" w:unhideWhenUsed="0"/>
-    <w:lsdException w:name="Colorful Grid" w:semiHidden="0" w:uiPriority="73" w:unhideWhenUsed="0"/>
-    <w:lsdException w:name="Light Shading Accent 1" w:semiHidden="0" w:uiPriority="60" w:unhideWhenUsed="0"/>
-    <w:lsdException w:name="Light List Accent 1" w:semiHidden="0" w:uiPriority="61" w:unhideWhenUsed="0"/>
-    <w:lsdException w:name="Light Grid Accent 1" w:semiHidden="0" w:uiPriority="62" w:unhideWhenUsed="0"/>
-    <w:lsdException w:name="Medium Shading 1 Accent 1" w:semiHidden="0" w:uiPriority="63" w:unhideWhenUsed="0"/>
-    <w:lsdException w:name="Medium Shading 2 Accent 1" w:semiHidden="0" w:uiPriority="64" w:unhideWhenUsed="0"/>
-    <w:lsdException w:name="Medium List 1 Accent 1" w:semiHidden="0" w:uiPriority="65" w:unhideWhenUsed="0"/>
-    <w:lsdException w:name="Revision" w:unhideWhenUsed="0"/>
-    <w:lsdException w:name="List Paragraph" w:semiHidden="0" w:uiPriority="34" w:unhideWhenUsed="0" w:qFormat="1"/>
-    <w:lsdException w:name="Quote" w:semiHidden="0" w:uiPriority="29" w:unhideWhenUsed="0" w:qFormat="1"/>
-    <w:lsdException w:name="Intense Quote" w:semiHidden="0" w:uiPriority="30" w:unhideWhenUsed="0" w:qFormat="1"/>
-    <w:lsdException w:name="Medium List 2 Accent 1" w:semiHidden="0" w:uiPriority="66" w:unhideWhenUsed="0"/>
-    <w:lsdException w:name="Medium Grid 1 Accent 1" w:semiHidden="0" w:uiPriority="67" w:unhideWhenUsed="0"/>
-    <w:lsdException w:name="Medium Grid 2 Accent 1" w:semiHidden="0" w:uiPriority="68" w:unhideWhenUsed="0"/>
-    <w:lsdException w:name="Medium Grid 3 Accent 1" w:semiHidden="0" w:uiPriority="69" w:unhideWhenUsed="0"/>
-    <w:lsdException w:name="Dark List Accent 1" w:semiHidden="0" w:uiPriority="70" w:unhideWhenUsed="0"/>
-    <w:lsdException w:name="Colorful Shading Accent 1" w:semiHidden="0" w:uiPriority="71" w:unhideWhenUsed="0"/>
-    <w:lsdException w:name="Colorful List Accent 1" w:semiHidden="0" w:uiPriority="72" w:unhideWhenUsed="0"/>
-    <w:lsdException w:name="Colorful Grid Accent 1" w:semiHidden="0" w:uiPriority="73" w:unhideWhenUsed="0"/>
-    <w:lsdException w:name="Light Shading Accent 2" w:semiHidden="0" w:uiPriority="60" w:unhideWhenUsed="0"/>
-    <w:lsdException w:name="Light List Accent 2" w:semiHidden="0" w:uiPriority="61" w:unhideWhenUsed="0"/>
-    <w:lsdException w:name="Light Grid Accent 2" w:semiHidden="0" w:uiPriority="62" w:unhideWhenUsed="0"/>
-    <w:lsdException w:name="Medium Shading 1 Accent 2" w:semiHidden="0" w:uiPriority="63" w:unhideWhenUsed="0"/>
-    <w:lsdException w:name="Medium Shading 2 Accent 2" w:semiHidden="0" w:uiPriority="64" w:unhideWhenUsed="0"/>
-    <w:lsdException w:name="Medium List 1 Accent 2" w:semiHidden="0" w:uiPriority="65" w:unhideWhenUsed="0"/>
-    <w:lsdException w:name="Medium List 2 Accent 2" w:semiHidden="0" w:uiPriority="66" w:unhideWhenUsed="0"/>
-    <w:lsdException w:name="Medium Grid 1 Accent 2" w:semiHidden="0" w:uiPriority="67" w:unhideWhenUsed="0"/>
-    <w:lsdException w:name="Medium Grid 2 Accent 2" w:semiHidden="0" w:uiPriority="68" w:unhideWhenUsed="0"/>
-    <w:lsdException w:name="Medium Grid 3 Accent 2" w:semiHidden="0" w:uiPriority="69" w:unhideWhenUsed="0"/>
-    <w:lsdException w:name="Dark List Accent 2" w:semiHidden="0" w:uiPriority="70" w:unhideWhenUsed="0"/>
-    <w:lsdException w:name="Colorful Shading Accent 2" w:semiHidden="0" w:uiPriority="71" w:unhideWhenUsed="0"/>
-    <w:lsdException w:name="Colorful List Accent 2" w:semiHidden="0" w:uiPriority="72" w:unhideWhenUsed="0"/>
-    <w:lsdException w:name="Colorful Grid Accent 2" w:semiHidden="0" w:uiPriority="73" w:unhideWhenUsed="0"/>
-    <w:lsdException w:name="Light Shading Accent 3" w:semiHidden="0" w:uiPriority="60" w:unhideWhenUsed="0"/>
-    <w:lsdException w:name="Light List Accent 3" w:semiHidden="0" w:uiPriority="61" w:unhideWhenUsed="0"/>
-    <w:lsdException w:name="Light Grid Accent 3" w:semiHidden="0" w:uiPriority="62" w:unhideWhenUsed="0"/>
-    <w:lsdException w:name="Medium Shading 1 Accent 3" w:semiHidden="0" w:uiPriority="63" w:unhideWhenUsed="0"/>
-    <w:lsdException w:name="Medium Shading 2 Accent 3" w:semiHidden="0" w:uiPriority="64" w:unhideWhenUsed="0"/>
-    <w:lsdException w:name="Medium List 1 Accent 3" w:semiHidden="0" w:uiPriority="65" w:unhideWhenUsed="0"/>
-    <w:lsdException w:name="Medium List 2 Accent 3" w:semiHidden="0" w:uiPriority="66" w:unhideWhenUsed="0"/>
-    <w:lsdException w:name="Medium Grid 1 Accent 3" w:semiHidden="0" w:uiPriority="67" w:unhideWhenUsed="0"/>
-    <w:lsdException w:name="Medium Grid 2 Accent 3" w:semiHidden="0" w:uiPriority="68" w:unhideWhenUsed="0"/>
-    <w:lsdException w:name="Medium Grid 3 Accent 3" w:semiHidden="0" w:uiPriority="69" w:unhideWhenUsed="0"/>
-    <w:lsdException w:name="Dark List Accent 3" w:semiHidden="0" w:uiPriority="70" w:unhideWhenUsed="0"/>
-    <w:lsdException w:name="Colorful Shading Accent 3" w:semiHidden="0" w:uiPriority="71" w:unhideWhenUsed="0"/>
-    <w:lsdException w:name="Colorful List Accent 3" w:semiHidden="0" w:uiPriority="72" w:unhideWhenUsed="0"/>
-    <w:lsdException w:name="Colorful Grid Accent 3" w:semiHidden="0" w:uiPriority="73" w:unhideWhenUsed="0"/>
-    <w:lsdException w:name="Light Shading Accent 4" w:semiHidden="0" w:uiPriority="60" w:unhideWhenUsed="0"/>
-    <w:lsdException w:name="Light List Accent 4" w:semiHidden="0" w:uiPriority="61" w:unhideWhenUsed="0"/>
-    <w:lsdException w:name="Light Grid Accent 4" w:semiHidden="0" w:uiPriority="62" w:unhideWhenUsed="0"/>
-    <w:lsdException w:name="Medium Shading 1 Accent 4" w:semiHidden="0" w:uiPriority="63" w:unhideWhenUsed="0"/>
-    <w:lsdException w:name="Medium Shading 2 Accent 4" w:semiHidden="0" w:uiPriority="64" w:unhideWhenUsed="0"/>
-    <w:lsdException w:name="Medium List 1 Accent 4" w:semiHidden="0" w:uiPriority="65" w:unhideWhenUsed="0"/>
-    <w:lsdException w:name="Medium List 2 Accent 4" w:semiHidden="0" w:uiPriority="66" w:unhideWhenUsed="0"/>
-    <w:lsdException w:name="Medium Grid 1 Accent 4" w:semiHidden="0" w:uiPriority="67" w:unhideWhenUsed="0"/>
-    <w:lsdException w:name="Medium Grid 2 Accent 4" w:semiHidden="0" w:uiPriority="68" w:unhideWhenUsed="0"/>
-    <w:lsdException w:name="Medium Grid 3 Accent 4" w:semiHidden="0" w:uiPriority="69" w:unhideWhenUsed="0"/>
-    <w:lsdException w:name="Dark List Accent 4" w:semiHidden="0" w:uiPriority="70" w:unhideWhenUsed="0"/>
-    <w:lsdException w:name="Colorful Shading Accent 4" w:semiHidden="0" w:uiPriority="71" w:unhideWhenUsed="0"/>
-    <w:lsdException w:name="Colorful List Accent 4" w:semiHidden="0" w:uiPriority="72" w:unhideWhenUsed="0"/>
-    <w:lsdException w:name="Colorful Grid Accent 4" w:semiHidden="0" w:uiPriority="73" w:unhideWhenUsed="0"/>
-    <w:lsdException w:name="Light Shading Accent 5" w:semiHidden="0" w:uiPriority="60" w:unhideWhenUsed="0"/>
-    <w:lsdException w:name="Light List Accent 5" w:semiHidden="0" w:uiPriority="61" w:unhideWhenUsed="0"/>
-    <w:lsdException w:name="Light Grid Accent 5" w:semiHidden="0" w:uiPriority="62" w:unhideWhenUsed="0"/>
-    <w:lsdException w:name="Medium Shading 1 Accent 5" w:semiHidden="0" w:uiPriority="63" w:unhideWhenUsed="0"/>
-    <w:lsdException w:name="Medium Shading 2 Accent 5" w:semiHidden="0" w:uiPriority="64" w:unhideWhenUsed="0"/>
-    <w:lsdException w:name="Medium List 1 Accent 5" w:semiHidden="0" w:uiPriority="65" w:unhideWhenUsed="0"/>
-    <w:lsdException w:name="Medium List 2 Accent 5" w:semiHidden="0" w:uiPriority="66" w:unhideWhenUsed="0"/>
-    <w:lsdException w:name="Medium Grid 1 Accent 5" w:semiHidden="0" w:uiPriority="67" w:unhideWhenUsed="0"/>
-    <w:lsdException w:name="Medium Grid 2 Accent 5" w:semiHidden="0" w:uiPriority="68" w:unhideWhenUsed="0"/>
-    <w:lsdException w:name="Medium Grid 3 Accent 5" w:semiHidden="0" w:uiPriority="69" w:unhideWhenUsed="0"/>
-    <w:lsdException w:name="Dark List Accent 5" w:semiHidden="0" w:uiPriority="70" w:unhideWhenUsed="0"/>
-    <w:lsdException w:name="Colorful Shading Accent 5" w:semiHidden="0" w:uiPriority="71" w:unhideWhenUsed="0"/>
-    <w:lsdException w:name="Colorful List Accent 5" w:semiHidden="0" w:uiPriority="72" w:unhideWhenUsed="0"/>
-    <w:lsdException w:name="Colorful Grid Accent 5" w:semiHidden="0" w:uiPriority="73" w:unhideWhenUsed="0"/>
-    <w:lsdException w:name="Light Shading Accent 6" w:semiHidden="0" w:uiPriority="60" w:unhideWhenUsed="0"/>
-    <w:lsdException w:name="Light List Accent 6" w:semiHidden="0" w:uiPriority="61" w:unhideWhenUsed="0"/>
-    <w:lsdException w:name="Light Grid Accent 6" w:semiHidden="0" w:uiPriority="62" w:unhideWhenUsed="0"/>
-    <w:lsdException w:name="Medium Shading 1 Accent 6" w:semiHidden="0" w:uiPriority="63" w:unhideWhenUsed="0"/>
-    <w:lsdException w:name="Medium Shading 2 Accent 6" w:semiHidden="0" w:uiPriority="64" w:unhideWhenUsed="0"/>
-    <w:lsdException w:name="Medium List 1 Accent 6" w:semiHidden="0" w:uiPriority="65" w:unhideWhenUsed="0"/>
-    <w:lsdException w:name="Medium List 2 Accent 6" w:semiHidden="0" w:uiPriority="66" w:unhideWhenUsed="0"/>
-    <w:lsdException w:name="Medium Grid 1 Accent 6" w:semiHidden="0" w:uiPriority="67" w:unhideWhenUsed="0"/>
-    <w:lsdException w:name="Medium Grid 2 Accent 6" w:semiHidden="0" w:uiPriority="68" w:unhideWhenUsed="0"/>
-    <w:lsdException w:name="Medium Grid 3 Accent 6" w:semiHidden="0" w:uiPriority="69" w:unhideWhenUsed="0"/>
-    <w:lsdException w:name="Dark List Accent 6" w:semiHidden="0" w:uiPriority="70" w:unhideWhenUsed="0"/>
-    <w:lsdException w:name="Colorful Shading Accent 6" w:semiHidden="0" w:uiPriority="71" w:unhideWhenUsed="0"/>
-    <w:lsdException w:name="Colorful List Accent 6" w:semiHidden="0" w:uiPriority="72" w:unhideWhenUsed="0"/>
-    <w:lsdException w:name="Colorful Grid Accent 6" w:semiHidden="0" w:uiPriority="73" w:unhideWhenUsed="0"/>
-    <w:lsdException w:name="Subtle Emphasis" w:semiHidden="0" w:uiPriority="19" w:unhideWhenUsed="0" w:qFormat="1"/>
-    <w:lsdException w:name="Intense Emphasis" w:semiHidden="0" w:uiPriority="21" w:unhideWhenUsed="0" w:qFormat="1"/>
-    <w:lsdException w:name="Subtle Reference" w:semiHidden="0" w:uiPriority="31" w:unhideWhenUsed="0" w:qFormat="1"/>
-    <w:lsdException w:name="Intense Reference" w:semiHidden="0" w:uiPriority="32" w:unhideWhenUsed="0" w:qFormat="1"/>
-    <w:lsdException w:name="Book Title" w:semiHidden="0" w:uiPriority="33" w:unhideWhenUsed="0" w:qFormat="1"/>
-    <w:lsdException w:name="Bibliography" w:uiPriority="37"/>
-    <w:lsdException w:name="TOC Heading" w:uiPriority="39" w:qFormat="1"/>
+  <w:latentStyles w:defLockedState="0" w:defUIPriority="99" w:defSemiHidden="0" w:defUnhideWhenUsed="0" w:defQFormat="0" w:count="376">
+    <w:lsdException w:name="Normal" w:uiPriority="0" w:qFormat="1"/>
+    <w:lsdException w:name="heading 1" w:uiPriority="9" w:qFormat="1"/>
+    <w:lsdException w:name="heading 2" w:semiHidden="1" w:uiPriority="9" w:unhideWhenUsed="1" w:qFormat="1"/>
+    <w:lsdException w:name="heading 3" w:semiHidden="1" w:uiPriority="9" w:unhideWhenUsed="1" w:qFormat="1"/>
+    <w:lsdException w:name="heading 4" w:semiHidden="1" w:uiPriority="9" w:unhideWhenUsed="1" w:qFormat="1"/>
+    <w:lsdException w:name="heading 5" w:semiHidden="1" w:uiPriority="9" w:unhideWhenUsed="1" w:qFormat="1"/>
+    <w:lsdException w:name="heading 6" w:semiHidden="1" w:uiPriority="9" w:unhideWhenUsed="1" w:qFormat="1"/>
+    <w:lsdException w:name="heading 7" w:semiHidden="1" w:uiPriority="9" w:unhideWhenUsed="1" w:qFormat="1"/>
+    <w:lsdException w:name="heading 8" w:semiHidden="1" w:uiPriority="9" w:unhideWhenUsed="1" w:qFormat="1"/>
+    <w:lsdException w:name="heading 9" w:semiHidden="1" w:uiPriority="9" w:unhideWhenUsed="1" w:qFormat="1"/>
+    <w:lsdException w:name="index 1" w:semiHidden="1" w:unhideWhenUsed="1"/>
+    <w:lsdException w:name="index 2" w:semiHidden="1" w:unhideWhenUsed="1"/>
+    <w:lsdException w:name="index 3" w:semiHidden="1" w:unhideWhenUsed="1"/>
+    <w:lsdException w:name="index 4" w:semiHidden="1" w:unhideWhenUsed="1"/>
+    <w:lsdException w:name="index 5" w:semiHidden="1" w:unhideWhenUsed="1"/>
+    <w:lsdException w:name="index 6" w:semiHidden="1" w:unhideWhenUsed="1"/>
+    <w:lsdException w:name="index 7" w:semiHidden="1" w:unhideWhenUsed="1"/>
+    <w:lsdException w:name="index 8" w:semiHidden="1" w:unhideWhenUsed="1"/>
+    <w:lsdException w:name="index 9" w:semiHidden="1" w:unhideWhenUsed="1"/>
+    <w:lsdException w:name="toc 1" w:semiHidden="1" w:uiPriority="39" w:unhideWhenUsed="1"/>
+    <w:lsdException w:name="toc 2" w:semiHidden="1" w:uiPriority="39" w:unhideWhenUsed="1"/>
+    <w:lsdException w:name="toc 3" w:semiHidden="1" w:uiPriority="39" w:unhideWhenUsed="1"/>
+    <w:lsdException w:name="toc 4" w:semiHidden="1" w:uiPriority="39" w:unhideWhenUsed="1"/>
+    <w:lsdException w:name="toc 5" w:semiHidden="1" w:uiPriority="39" w:unhideWhenUsed="1"/>
+    <w:lsdException w:name="toc 6" w:semiHidden="1" w:uiPriority="39" w:unhideWhenUsed="1"/>
+    <w:lsdException w:name="toc 7" w:semiHidden="1" w:uiPriority="39" w:unhideWhenUsed="1"/>
+    <w:lsdException w:name="toc 8" w:semiHidden="1" w:uiPriority="39" w:unhideWhenUsed="1"/>
+    <w:lsdException w:name="toc 9" w:semiHidden="1" w:uiPriority="39" w:unhideWhenUsed="1"/>
+    <w:lsdException w:name="Normal Indent" w:semiHidden="1" w:unhideWhenUsed="1"/>
+    <w:lsdException w:name="footnote text" w:semiHidden="1" w:unhideWhenUsed="1"/>
+    <w:lsdException w:name="annotation text" w:semiHidden="1" w:unhideWhenUsed="1"/>
+    <w:lsdException w:name="header" w:semiHidden="1" w:unhideWhenUsed="1"/>
+    <w:lsdException w:name="footer" w:semiHidden="1" w:unhideWhenUsed="1"/>
+    <w:lsdException w:name="index heading" w:semiHidden="1" w:unhideWhenUsed="1"/>
+    <w:lsdException w:name="caption" w:semiHidden="1" w:uiPriority="35" w:unhideWhenUsed="1" w:qFormat="1"/>
+    <w:lsdException w:name="table of figures" w:semiHidden="1" w:unhideWhenUsed="1"/>
+    <w:lsdException w:name="envelope address" w:semiHidden="1" w:unhideWhenUsed="1"/>
+    <w:lsdException w:name="envelope return" w:semiHidden="1" w:unhideWhenUsed="1"/>
+    <w:lsdException w:name="footnote reference" w:semiHidden="1" w:unhideWhenUsed="1"/>
+    <w:lsdException w:name="annotation reference" w:semiHidden="1" w:unhideWhenUsed="1"/>
+    <w:lsdException w:name="line number" w:semiHidden="1" w:unhideWhenUsed="1"/>
+    <w:lsdException w:name="page number" w:semiHidden="1" w:unhideWhenUsed="1"/>
+    <w:lsdException w:name="endnote reference" w:semiHidden="1" w:unhideWhenUsed="1"/>
+    <w:lsdException w:name="endnote text" w:semiHidden="1" w:unhideWhenUsed="1"/>
+    <w:lsdException w:name="table of authorities" w:semiHidden="1" w:unhideWhenUsed="1"/>
+    <w:lsdException w:name="macro" w:semiHidden="1" w:unhideWhenUsed="1"/>
+    <w:lsdException w:name="toa heading" w:semiHidden="1" w:unhideWhenUsed="1"/>
+    <w:lsdException w:name="List" w:semiHidden="1" w:unhideWhenUsed="1"/>
+    <w:lsdException w:name="List Bullet" w:semiHidden="1" w:unhideWhenUsed="1"/>
+    <w:lsdException w:name="List Number" w:semiHidden="1" w:unhideWhenUsed="1"/>
+    <w:lsdException w:name="List 2" w:semiHidden="1" w:unhideWhenUsed="1"/>
+    <w:lsdException w:name="List 3" w:semiHidden="1" w:unhideWhenUsed="1"/>
+    <w:lsdException w:name="List 4" w:semiHidden="1" w:unhideWhenUsed="1"/>
+    <w:lsdException w:name="List 5" w:semiHidden="1" w:unhideWhenUsed="1"/>
+    <w:lsdException w:name="List Bullet 2" w:semiHidden="1" w:unhideWhenUsed="1"/>
+    <w:lsdException w:name="List Bullet 3" w:semiHidden="1" w:unhideWhenUsed="1"/>
+    <w:lsdException w:name="List Bullet 4" w:semiHidden="1" w:unhideWhenUsed="1"/>
+    <w:lsdException w:name="List Bullet 5" w:semiHidden="1" w:unhideWhenUsed="1"/>
+    <w:lsdException w:name="List Number 2" w:semiHidden="1" w:unhideWhenUsed="1"/>
+    <w:lsdException w:name="List Number 3" w:semiHidden="1" w:unhideWhenUsed="1"/>
+    <w:lsdException w:name="List Number 4" w:semiHidden="1" w:unhideWhenUsed="1"/>
+    <w:lsdException w:name="List Number 5" w:semiHidden="1" w:unhideWhenUsed="1"/>
+    <w:lsdException w:name="Title" w:uiPriority="10" w:qFormat="1"/>
+    <w:lsdException w:name="Closing" w:semiHidden="1" w:unhideWhenUsed="1"/>
+    <w:lsdException w:name="Signature" w:semiHidden="1" w:unhideWhenUsed="1"/>
+    <w:lsdException w:name="Default Paragraph Font" w:semiHidden="1" w:uiPriority="1" w:unhideWhenUsed="1"/>
+    <w:lsdException w:name="Body Text" w:semiHidden="1" w:unhideWhenUsed="1"/>
+    <w:lsdException w:name="Body Text Indent" w:semiHidden="1" w:unhideWhenUsed="1"/>
+    <w:lsdException w:name="List Continue" w:semiHidden="1" w:unhideWhenUsed="1"/>
+    <w:lsdException w:name="List Continue 2" w:semiHidden="1" w:unhideWhenUsed="1"/>
+    <w:lsdException w:name="List Continue 3" w:semiHidden="1" w:unhideWhenUsed="1"/>
+    <w:lsdException w:name="List Continue 4" w:semiHidden="1" w:unhideWhenUsed="1"/>
+    <w:lsdException w:name="List Continue 5" w:semiHidden="1" w:unhideWhenUsed="1"/>
+    <w:lsdException w:name="Message Header" w:semiHidden="1" w:unhideWhenUsed="1"/>
+    <w:lsdException w:name="Subtitle" w:uiPriority="11" w:qFormat="1"/>
+    <w:lsdException w:name="Salutation" w:semiHidden="1" w:unhideWhenUsed="1"/>
+    <w:lsdException w:name="Date" w:semiHidden="1" w:unhideWhenUsed="1"/>
+    <w:lsdException w:name="Body Text First Indent" w:semiHidden="1" w:unhideWhenUsed="1"/>
+    <w:lsdException w:name="Body Text First Indent 2" w:semiHidden="1" w:unhideWhenUsed="1"/>
+    <w:lsdException w:name="Note Heading" w:semiHidden="1" w:unhideWhenUsed="1"/>
+    <w:lsdException w:name="Body Text 2" w:semiHidden="1" w:unhideWhenUsed="1"/>
+    <w:lsdException w:name="Body Text 3" w:semiHidden="1" w:unhideWhenUsed="1"/>
+    <w:lsdException w:name="Body Text Indent 2" w:semiHidden="1" w:unhideWhenUsed="1"/>
+    <w:lsdException w:name="Body Text Indent 3" w:semiHidden="1" w:unhideWhenUsed="1"/>
+    <w:lsdException w:name="Block Text" w:semiHidden="1" w:unhideWhenUsed="1"/>
+    <w:lsdException w:name="Hyperlink" w:semiHidden="1" w:unhideWhenUsed="1"/>
+    <w:lsdException w:name="FollowedHyperlink" w:semiHidden="1" w:unhideWhenUsed="1"/>
+    <w:lsdException w:name="Strong" w:uiPriority="22" w:qFormat="1"/>
+    <w:lsdException w:name="Emphasis" w:uiPriority="20" w:qFormat="1"/>
+    <w:lsdException w:name="Document Map" w:semiHidden="1" w:unhideWhenUsed="1"/>
+    <w:lsdException w:name="Plain Text" w:semiHidden="1" w:unhideWhenUsed="1"/>
+    <w:lsdException w:name="E-mail Signature" w:semiHidden="1" w:unhideWhenUsed="1"/>
+    <w:lsdException w:name="HTML Top of Form" w:semiHidden="1" w:unhideWhenUsed="1"/>
+    <w:lsdException w:name="HTML Bottom of Form" w:semiHidden="1" w:unhideWhenUsed="1"/>
+    <w:lsdException w:name="Normal (Web)" w:semiHidden="1" w:unhideWhenUsed="1"/>
+    <w:lsdException w:name="HTML Acronym" w:semiHidden="1" w:unhideWhenUsed="1"/>
+    <w:lsdException w:name="HTML Address" w:semiHidden="1" w:unhideWhenUsed="1"/>
+    <w:lsdException w:name="HTML Cite" w:semiHidden="1" w:unhideWhenUsed="1"/>
+    <w:lsdException w:name="HTML Code" w:semiHidden="1" w:unhideWhenUsed="1"/>
+    <w:lsdException w:name="HTML Definition" w:semiHidden="1" w:unhideWhenUsed="1"/>
+    <w:lsdException w:name="HTML Keyboard" w:semiHidden="1" w:unhideWhenUsed="1"/>
+    <w:lsdException w:name="HTML Preformatted" w:semiHidden="1" w:unhideWhenUsed="1"/>
+    <w:lsdException w:name="HTML Sample" w:semiHidden="1" w:unhideWhenUsed="1"/>
+    <w:lsdException w:name="HTML Typewriter" w:semiHidden="1" w:unhideWhenUsed="1"/>
+    <w:lsdException w:name="HTML Variable" w:semiHidden="1" w:unhideWhenUsed="1"/>
+    <w:lsdException w:name="Normal Table" w:semiHidden="1" w:unhideWhenUsed="1"/>
+    <w:lsdException w:name="annotation subject" w:semiHidden="1" w:unhideWhenUsed="1"/>
+    <w:lsdException w:name="No List" w:semiHidden="1" w:unhideWhenUsed="1"/>
+    <w:lsdException w:name="Outline List 1" w:semiHidden="1" w:unhideWhenUsed="1"/>
+    <w:lsdException w:name="Outline List 2" w:semiHidden="1" w:unhideWhenUsed="1"/>
+    <w:lsdException w:name="Outline List 3" w:semiHidden="1" w:unhideWhenUsed="1"/>
+    <w:lsdException w:name="Table Simple 1" w:semiHidden="1" w:unhideWhenUsed="1"/>
+    <w:lsdException w:name="Table Simple 2" w:semiHidden="1" w:unhideWhenUsed="1"/>
+    <w:lsdException w:name="Table Simple 3" w:semiHidden="1" w:unhideWhenUsed="1"/>
+    <w:lsdException w:name="Table Classic 1" w:semiHidden="1" w:unhideWhenUsed="1"/>
+    <w:lsdException w:name="Table Classic 2" w:semiHidden="1" w:unhideWhenUsed="1"/>
+    <w:lsdException w:name="Table Classic 3" w:semiHidden="1" w:unhideWhenUsed="1"/>
+    <w:lsdException w:name="Table Classic 4" w:semiHidden="1" w:unhideWhenUsed="1"/>
+    <w:lsdException w:name="Table Colorful 1" w:semiHidden="1" w:unhideWhenUsed="1"/>
+    <w:lsdException w:name="Table Colorful 2" w:semiHidden="1" w:unhideWhenUsed="1"/>
+    <w:lsdException w:name="Table Colorful 3" w:semiHidden="1" w:unhideWhenUsed="1"/>
+    <w:lsdException w:name="Table Columns 1" w:semiHidden="1" w:unhideWhenUsed="1"/>
+    <w:lsdException w:name="Table Columns 2" w:semiHidden="1" w:unhideWhenUsed="1"/>
+    <w:lsdException w:name="Table Columns 3" w:semiHidden="1" w:unhideWhenUsed="1"/>
+    <w:lsdException w:name="Table Columns 4" w:semiHidden="1" w:unhideWhenUsed="1"/>
+    <w:lsdException w:name="Table Columns 5" w:semiHidden="1" w:unhideWhenUsed="1"/>
+    <w:lsdException w:name="Table Grid 1" w:semiHidden="1" w:unhideWhenUsed="1"/>
+    <w:lsdException w:name="Table Grid 2" w:semiHidden="1" w:unhideWhenUsed="1"/>
+    <w:lsdException w:name="Table Grid 3" w:semiHidden="1" w:unhideWhenUsed="1"/>
+    <w:lsdException w:name="Table Grid 4" w:semiHidden="1" w:unhideWhenUsed="1"/>
+    <w:lsdException w:name="Table Grid 5" w:semiHidden="1" w:unhideWhenUsed="1"/>
+    <w:lsdException w:name="Table Grid 6" w:semiHidden="1" w:unhideWhenUsed="1"/>
+    <w:lsdException w:name="Table Grid 7" w:semiHidden="1" w:unhideWhenUsed="1"/>
+    <w:lsdException w:name="Table Grid 8" w:semiHidden="1" w:unhideWhenUsed="1"/>
+    <w:lsdException w:name="Table List 1" w:semiHidden="1" w:unhideWhenUsed="1"/>
+    <w:lsdException w:name="Table List 2" w:semiHidden="1" w:unhideWhenUsed="1"/>
+    <w:lsdException w:name="Table List 3" w:semiHidden="1" w:unhideWhenUsed="1"/>
+    <w:lsdException w:name="Table List 4" w:semiHidden="1" w:unhideWhenUsed="1"/>
+    <w:lsdException w:name="Table List 5" w:semiHidden="1" w:unhideWhenUsed="1"/>
+    <w:lsdException w:name="Table List 6" w:semiHidden="1" w:unhideWhenUsed="1"/>
+    <w:lsdException w:name="Table List 7" w:semiHidden="1" w:unhideWhenUsed="1"/>
+    <w:lsdException w:name="Table List 8" w:semiHidden="1" w:unhideWhenUsed="1"/>
+    <w:lsdException w:name="Table 3D effects 1" w:semiHidden="1" w:unhideWhenUsed="1"/>
+    <w:lsdException w:name="Table 3D effects 2" w:semiHidden="1" w:unhideWhenUsed="1"/>
+    <w:lsdException w:name="Table 3D effects 3" w:semiHidden="1" w:unhideWhenUsed="1"/>
+    <w:lsdException w:name="Table Contemporary" w:semiHidden="1" w:unhideWhenUsed="1"/>
+    <w:lsdException w:name="Table Elegant" w:semiHidden="1" w:unhideWhenUsed="1"/>
+    <w:lsdException w:name="Table Professional" w:semiHidden="1" w:unhideWhenUsed="1"/>
+    <w:lsdException w:name="Table Subtle 1" w:semiHidden="1" w:unhideWhenUsed="1"/>
+    <w:lsdException w:name="Table Subtle 2" w:semiHidden="1" w:unhideWhenUsed="1"/>
+    <w:lsdException w:name="Table Web 1" w:semiHidden="1" w:unhideWhenUsed="1"/>
+    <w:lsdException w:name="Table Web 2" w:semiHidden="1" w:unhideWhenUsed="1"/>
+    <w:lsdException w:name="Table Web 3" w:semiHidden="1" w:unhideWhenUsed="1"/>
+    <w:lsdException w:name="Balloon Text" w:semiHidden="1" w:unhideWhenUsed="1"/>
+    <w:lsdException w:name="Table Grid" w:semiHidden="1" w:uiPriority="59" w:unhideWhenUsed="1"/>
+    <w:lsdException w:name="Table Theme" w:semiHidden="1" w:unhideWhenUsed="1"/>
+    <w:lsdException w:name="Placeholder Text" w:semiHidden="1"/>
+    <w:lsdException w:name="No Spacing" w:uiPriority="1" w:qFormat="1"/>
+    <w:lsdException w:name="Light Shading" w:uiPriority="60"/>
+    <w:lsdException w:name="Light List" w:uiPriority="61"/>
+    <w:lsdException w:name="Light Grid" w:uiPriority="62"/>
+    <w:lsdException w:name="Medium Shading 1" w:uiPriority="63"/>
+    <w:lsdException w:name="Medium Shading 2" w:uiPriority="64"/>
+    <w:lsdException w:name="Medium List 1" w:uiPriority="65"/>
+    <w:lsdException w:name="Medium List 2" w:uiPriority="66"/>
+    <w:lsdException w:name="Medium Grid 1" w:uiPriority="67"/>
+    <w:lsdException w:name="Medium Grid 2" w:uiPriority="68"/>
+    <w:lsdException w:name="Medium Grid 3" w:uiPriority="69"/>
+    <w:lsdException w:name="Dark List" w:uiPriority="70"/>
+    <w:lsdException w:name="Colorful Shading" w:uiPriority="71"/>
+    <w:lsdException w:name="Colorful List" w:uiPriority="72"/>
+    <w:lsdException w:name="Colorful Grid" w:uiPriority="73"/>
+    <w:lsdException w:name="Light Shading Accent 1" w:uiPriority="60"/>
+    <w:lsdException w:name="Light List Accent 1" w:uiPriority="61"/>
+    <w:lsdException w:name="Light Grid Accent 1" w:uiPriority="62"/>
+    <w:lsdException w:name="Medium Shading 1 Accent 1" w:uiPriority="63"/>
+    <w:lsdException w:name="Medium Shading 2 Accent 1" w:uiPriority="64"/>
+    <w:lsdException w:name="Medium List 1 Accent 1" w:uiPriority="65"/>
+    <w:lsdException w:name="Revision" w:semiHidden="1"/>
+    <w:lsdException w:name="List Paragraph" w:uiPriority="34" w:qFormat="1"/>
+    <w:lsdException w:name="Quote" w:uiPriority="29" w:qFormat="1"/>
+    <w:lsdException w:name="Intense Quote" w:uiPriority="30" w:qFormat="1"/>
+    <w:lsdException w:name="Medium List 2 Accent 1" w:uiPriority="66"/>
+    <w:lsdException w:name="Medium Grid 1 Accent 1" w:uiPriority="67"/>
+    <w:lsdException w:name="Medium Grid 2 Accent 1" w:uiPriority="68"/>
+    <w:lsdException w:name="Medium Grid 3 Accent 1" w:uiPriority="69"/>
+    <w:lsdException w:name="Dark List Accent 1" w:uiPriority="70"/>
+    <w:lsdException w:name="Colorful Shading Accent 1" w:uiPriority="71"/>
+    <w:lsdException w:name="Colorful List Accent 1" w:uiPriority="72"/>
+    <w:lsdException w:name="Colorful Grid Accent 1" w:uiPriority="73"/>
+    <w:lsdException w:name="Light Shading Accent 2" w:uiPriority="60"/>
+    <w:lsdException w:name="Light List Accent 2" w:uiPriority="61"/>
+    <w:lsdException w:name="Light Grid Accent 2" w:uiPriority="62"/>
+    <w:lsdException w:name="Medium Shading 1 Accent 2" w:uiPriority="63"/>
+    <w:lsdException w:name="Medium Shading 2 Accent 2" w:uiPriority="64"/>
+    <w:lsdException w:name="Medium List 1 Accent 2" w:uiPriority="65"/>
+    <w:lsdException w:name="Medium List 2 Accent 2" w:uiPriority="66"/>
+    <w:lsdException w:name="Medium Grid 1 Accent 2" w:uiPriority="67"/>
+    <w:lsdException w:name="Medium Grid 2 Accent 2" w:uiPriority="68"/>
+    <w:lsdException w:name="Medium Grid 3 Accent 2" w:uiPriority="69"/>
+    <w:lsdException w:name="Dark List Accent 2" w:uiPriority="70"/>
+    <w:lsdException w:name="Colorful Shading Accent 2" w:uiPriority="71"/>
+    <w:lsdException w:name="Colorful List Accent 2" w:uiPriority="72"/>
+    <w:lsdException w:name="Colorful Grid Accent 2" w:uiPriority="73"/>
+    <w:lsdException w:name="Light Shading Accent 3" w:uiPriority="60"/>
+    <w:lsdException w:name="Light List Accent 3" w:uiPriority="61"/>
+    <w:lsdException w:name="Light Grid Accent 3" w:uiPriority="62"/>
+    <w:lsdException w:name="Medium Shading 1 Accent 3" w:uiPriority="63"/>
+    <w:lsdException w:name="Medium Shading 2 Accent 3" w:uiPriority="64"/>
+    <w:lsdException w:name="Medium List 1 Accent 3" w:uiPriority="65"/>
+    <w:lsdException w:name="Medium List 2 Accent 3" w:uiPriority="66"/>
+    <w:lsdException w:name="Medium Grid 1 Accent 3" w:uiPriority="67"/>
+    <w:lsdException w:name="Medium Grid 2 Accent 3" w:uiPriority="68"/>
+    <w:lsdException w:name="Medium Grid 3 Accent 3" w:uiPriority="69"/>
+    <w:lsdException w:name="Dark List Accent 3" w:uiPriority="70"/>
+    <w:lsdException w:name="Colorful Shading Accent 3" w:uiPriority="71"/>
+    <w:lsdException w:name="Colorful List Accent 3" w:uiPriority="72"/>
+    <w:lsdException w:name="Colorful Grid Accent 3" w:uiPriority="73"/>
+    <w:lsdException w:name="Light Shading Accent 4" w:uiPriority="60"/>
+    <w:lsdException w:name="Light List Accent 4" w:uiPriority="61"/>
+    <w:lsdException w:name="Light Grid Accent 4" w:uiPriority="62"/>
+    <w:lsdException w:name="Medium Shading 1 Accent 4" w:uiPriority="63"/>
+    <w:lsdException w:name="Medium Shading 2 Accent 4" w:uiPriority="64"/>
+    <w:lsdException w:name="Medium List 1 Accent 4" w:uiPriority="65"/>
+    <w:lsdException w:name="Medium List 2 Accent 4" w:uiPriority="66"/>
+    <w:lsdException w:name="Medium Grid 1 Accent 4" w:uiPriority="67"/>
+    <w:lsdException w:name="Medium Grid 2 Accent 4" w:uiPriority="68"/>
+    <w:lsdException w:name="Medium Grid 3 Accent 4" w:uiPriority="69"/>
+    <w:lsdException w:name="Dark List Accent 4" w:uiPriority="70"/>
+    <w:lsdException w:name="Colorful Shading Accent 4" w:uiPriority="71"/>
+    <w:lsdException w:name="Colorful List Accent 4" w:uiPriority="72"/>
+    <w:lsdException w:name="Colorful Grid Accent 4" w:uiPriority="73"/>
+    <w:lsdException w:name="Light Shading Accent 5" w:uiPriority="60"/>
+    <w:lsdException w:name="Light List Accent 5" w:uiPriority="61"/>
+    <w:lsdException w:name="Light Grid Accent 5" w:uiPriority="62"/>
+    <w:lsdException w:name="Medium Shading 1 Accent 5" w:uiPriority="63"/>
+    <w:lsdException w:name="Medium Shading 2 Accent 5" w:uiPriority="64"/>
+    <w:lsdException w:name="Medium List 1 Accent 5" w:uiPriority="65"/>
+    <w:lsdException w:name="Medium List 2 Accent 5" w:uiPriority="66"/>
+    <w:lsdException w:name="Medium Grid 1 Accent 5" w:uiPriority="67"/>
+    <w:lsdException w:name="Medium Grid 2 Accent 5" w:uiPriority="68"/>
+    <w:lsdException w:name="Medium Grid 3 Accent 5" w:uiPriority="69"/>
+    <w:lsdException w:name="Dark List Accent 5" w:uiPriority="70"/>
+    <w:lsdException w:name="Colorful Shading Accent 5" w:uiPriority="71"/>
+    <w:lsdException w:name="Colorful List Accent 5" w:uiPriority="72"/>
+    <w:lsdException w:name="Colorful Grid Accent 5" w:uiPriority="73"/>
+    <w:lsdException w:name="Light Shading Accent 6" w:uiPriority="60"/>
+    <w:lsdException w:name="Light List Accent 6" w:uiPriority="61"/>
+    <w:lsdException w:name="Light Grid Accent 6" w:uiPriority="62"/>
+    <w:lsdException w:name="Medium Shading 1 Accent 6" w:uiPriority="63"/>
+    <w:lsdException w:name="Medium Shading 2 Accent 6" w:uiPriority="64"/>
+    <w:lsdException w:name="Medium List 1 Accent 6" w:uiPriority="65"/>
+    <w:lsdException w:name="Medium List 2 Accent 6" w:uiPriority="66"/>
+    <w:lsdException w:name="Medium Grid 1 Accent 6" w:uiPriority="67"/>
+    <w:lsdException w:name="Medium Grid 2 Accent 6" w:uiPriority="68"/>
+    <w:lsdException w:name="Medium Grid 3 Accent 6" w:uiPriority="69"/>
+    <w:lsdException w:name="Dark List Accent 6" w:uiPriority="70"/>
+    <w:lsdException w:name="Colorful Shading Accent 6" w:uiPriority="71"/>
+    <w:lsdException w:name="Colorful List Accent 6" w:uiPriority="72"/>
+    <w:lsdException w:name="Colorful Grid Accent 6" w:uiPriority="73"/>
+    <w:lsdException w:name="Subtle Emphasis" w:uiPriority="19" w:qFormat="1"/>
+    <w:lsdException w:name="Intense Emphasis" w:uiPriority="21" w:qFormat="1"/>
+    <w:lsdException w:name="Subtle Reference" w:uiPriority="31" w:qFormat="1"/>
+    <w:lsdException w:name="Intense Reference" w:uiPriority="32" w:qFormat="1"/>
+    <w:lsdException w:name="Book Title" w:uiPriority="33" w:qFormat="1"/>
+    <w:lsdException w:name="Bibliography" w:semiHidden="1" w:uiPriority="37" w:unhideWhenUsed="1"/>
+    <w:lsdException w:name="TOC Heading" w:semiHidden="1" w:uiPriority="39" w:unhideWhenUsed="1" w:qFormat="1"/>
+    <w:lsdException w:name="Plain Table 1" w:uiPriority="41"/>
+    <w:lsdException w:name="Plain Table 2" w:uiPriority="42"/>
+    <w:lsdException w:name="Plain Table 3" w:uiPriority="43"/>
+    <w:lsdException w:name="Plain Table 4" w:uiPriority="44"/>
+    <w:lsdException w:name="Plain Table 5" w:uiPriority="45"/>
+    <w:lsdException w:name="Grid Table Light" w:uiPriority="40"/>
+    <w:lsdException w:name="Grid Table 1 Light" w:uiPriority="46"/>
+    <w:lsdException w:name="Grid Table 2" w:uiPriority="47"/>
+    <w:lsdException w:name="Grid Table 3" w:uiPriority="48"/>
+    <w:lsdException w:name="Grid Table 4" w:uiPriority="49"/>
+    <w:lsdException w:name="Grid Table 5 Dark" w:uiPriority="50"/>
+    <w:lsdException w:name="Grid Table 6 Colorful" w:uiPriority="51"/>
+    <w:lsdException w:name="Grid Table 7 Colorful" w:uiPriority="52"/>
+    <w:lsdException w:name="Grid Table 1 Light Accent 1" w:uiPriority="46"/>
+    <w:lsdException w:name="Grid Table 2 Accent 1" w:uiPriority="47"/>
+    <w:lsdException w:name="Grid Table 3 Accent 1" w:uiPriority="48"/>
+    <w:lsdException w:name="Grid Table 4 Accent 1" w:uiPriority="49"/>
+    <w:lsdException w:name="Grid Table 5 Dark Accent 1" w:uiPriority="50"/>
+    <w:lsdException w:name="Grid Table 6 Colorful Accent 1" w:uiPriority="51"/>
+    <w:lsdException w:name="Grid Table 7 Colorful Accent 1" w:uiPriority="52"/>
+    <w:lsdException w:name="Grid Table 1 Light Accent 2" w:uiPriority="46"/>
+    <w:lsdException w:name="Grid Table 2 Accent 2" w:uiPriority="47"/>
+    <w:lsdException w:name="Grid Table 3 Accent 2" w:uiPriority="48"/>
+    <w:lsdException w:name="Grid Table 4 Accent 2" w:uiPriority="49"/>
+    <w:lsdException w:name="Grid Table 5 Dark Accent 2" w:uiPriority="50"/>
+    <w:lsdException w:name="Grid Table 6 Colorful Accent 2" w:uiPriority="51"/>
+    <w:lsdException w:name="Grid Table 7 Colorful Accent 2" w:uiPriority="52"/>
+    <w:lsdException w:name="Grid Table 1 Light Accent 3" w:uiPriority="46"/>
+    <w:lsdException w:name="Grid Table 2 Accent 3" w:uiPriority="47"/>
+    <w:lsdException w:name="Grid Table 3 Accent 3" w:uiPriority="48"/>
+    <w:lsdException w:name="Grid Table 4 Accent 3" w:uiPriority="49"/>
+    <w:lsdException w:name="Grid Table 5 Dark Accent 3" w:uiPriority="50"/>
+    <w:lsdException w:name="Grid Table 6 Colorful Accent 3" w:uiPriority="51"/>
+    <w:lsdException w:name="Grid Table 7 Colorful Accent 3" w:uiPriority="52"/>
+    <w:lsdException w:name="Grid Table 1 Light Accent 4" w:uiPriority="46"/>
+    <w:lsdException w:name="Grid Table 2 Accent 4" w:uiPriority="47"/>
+    <w:lsdException w:name="Grid Table 3 Accent 4" w:uiPriority="48"/>
+    <w:lsdException w:name="Grid Table 4 Accent 4" w:uiPriority="49"/>
+    <w:lsdException w:name="Grid Table 5 Dark Accent 4" w:uiPriority="50"/>
+    <w:lsdException w:name="Grid Table 6 Colorful Accent 4" w:uiPriority="51"/>
+    <w:lsdException w:name="Grid Table 7 Colorful Accent 4" w:uiPriority="52"/>
+    <w:lsdException w:name="Grid Table 1 Light Accent 5" w:uiPriority="46"/>
+    <w:lsdException w:name="Grid Table 2 Accent 5" w:uiPriority="47"/>
+    <w:lsdException w:name="Grid Table 3 Accent 5" w:uiPriority="48"/>
+    <w:lsdException w:name="Grid Table 4 Accent 5" w:uiPriority="49"/>
+    <w:lsdException w:name="Grid Table 5 Dark Accent 5" w:uiPriority="50"/>
+    <w:lsdException w:name="Grid Table 6 Colorful Accent 5" w:uiPriority="51"/>
+    <w:lsdException w:name="Grid Table 7 Colorful Accent 5" w:uiPriority="52"/>
+    <w:lsdException w:name="Grid Table 1 Light Accent 6" w:uiPriority="46"/>
+    <w:lsdException w:name="Grid Table 2 Accent 6" w:uiPriority="47"/>
+    <w:lsdException w:name="Grid Table 3 Accent 6" w:uiPriority="48"/>
+    <w:lsdException w:name="Grid Table 4 Accent 6" w:uiPriority="49"/>
+    <w:lsdException w:name="Grid Table 5 Dark Accent 6" w:uiPriority="50"/>
+    <w:lsdException w:name="Grid Table 6 Colorful Accent 6" w:uiPriority="51"/>
+    <w:lsdException w:name="Grid Table 7 Colorful Accent 6" w:uiPriority="52"/>
+    <w:lsdException w:name="List Table 1 Light" w:uiPriority="46"/>
+    <w:lsdException w:name="List Table 2" w:uiPriority="47"/>
+    <w:lsdException w:name="List Table 3" w:uiPriority="48"/>
+    <w:lsdException w:name="List Table 4" w:uiPriority="49"/>
+    <w:lsdException w:name="List Table 5 Dark" w:uiPriority="50"/>
+    <w:lsdException w:name="List Table 6 Colorful" w:uiPriority="51"/>
+    <w:lsdException w:name="List Table 7 Colorful" w:uiPriority="52"/>
+    <w:lsdException w:name="List Table 1 Light Accent 1" w:uiPriority="46"/>
+    <w:lsdException w:name="List Table 2 Accent 1" w:uiPriority="47"/>
+    <w:lsdException w:name="List Table 3 Accent 1" w:uiPriority="48"/>
+    <w:lsdException w:name="List Table 4 Accent 1" w:uiPriority="49"/>
+    <w:lsdException w:name="List Table 5 Dark Accent 1" w:uiPriority="50"/>
+    <w:lsdException w:name="List Table 6 Colorful Accent 1" w:uiPriority="51"/>
+    <w:lsdException w:name="List Table 7 Colorful Accent 1" w:uiPriority="52"/>
+    <w:lsdException w:name="List Table 1 Light Accent 2" w:uiPriority="46"/>
+    <w:lsdException w:name="List Table 2 Accent 2" w:uiPriority="47"/>
+    <w:lsdException w:name="List Table 3 Accent 2" w:uiPriority="48"/>
+    <w:lsdException w:name="List Table 4 Accent 2" w:uiPriority="49"/>
+    <w:lsdException w:name="List Table 5 Dark Accent 2" w:uiPriority="50"/>
+    <w:lsdException w:name="List Table 6 Colorful Accent 2" w:uiPriority="51"/>
+    <w:lsdException w:name="List Table 7 Colorful Accent 2" w:uiPriority="52"/>
+    <w:lsdException w:name="List Table 1 Light Accent 3" w:uiPriority="46"/>
+    <w:lsdException w:name="List Table 2 Accent 3" w:uiPriority="47"/>
+    <w:lsdException w:name="List Table 3 Accent 3" w:uiPriority="48"/>
+    <w:lsdException w:name="List Table 4 Accent 3" w:uiPriority="49"/>
+    <w:lsdException w:name="List Table 5 Dark Accent 3" w:uiPriority="50"/>
+    <w:lsdException w:name="List Table 6 Colorful Accent 3" w:uiPriority="51"/>
+    <w:lsdException w:name="List Table 7 Colorful Accent 3" w:uiPriority="52"/>
+    <w:lsdException w:name="List Table 1 Light Accent 4" w:uiPriority="46"/>
+    <w:lsdException w:name="List Table 2 Accent 4" w:uiPriority="47"/>
+    <w:lsdException w:name="List Table 3 Accent 4" w:uiPriority="48"/>
+    <w:lsdException w:name="List Table 4 Accent 4" w:uiPriority="49"/>
+    <w:lsdException w:name="List Table 5 Dark Accent 4" w:uiPriority="50"/>
+    <w:lsdException w:name="List Table 6 Colorful Accent 4" w:uiPriority="51"/>
+    <w:lsdException w:name="List Table 7 Colorful Accent 4" w:uiPriority="52"/>
+    <w:lsdException w:name="List Table 1 Light Accent 5" w:uiPriority="46"/>
+    <w:lsdException w:name="List Table 2 Accent 5" w:uiPriority="47"/>
+    <w:lsdException w:name="List Table 3 Accent 5" w:uiPriority="48"/>
+    <w:lsdException w:name="List Table 4 Accent 5" w:uiPriority="49"/>
+    <w:lsdException w:name="List Table 5 Dark Accent 5" w:uiPriority="50"/>
+    <w:lsdException w:name="List Table 6 Colorful Accent 5" w:uiPriority="51"/>
+    <w:lsdException w:name="List Table 7 Colorful Accent 5" w:uiPriority="52"/>
+    <w:lsdException w:name="List Table 1 Light Accent 6" w:uiPriority="46"/>
+    <w:lsdException w:name="List Table 2 Accent 6" w:uiPriority="47"/>
+    <w:lsdException w:name="List Table 3 Accent 6" w:uiPriority="48"/>
+    <w:lsdException w:name="List Table 4 Accent 6" w:uiPriority="49"/>
+    <w:lsdException w:name="List Table 5 Dark Accent 6" w:uiPriority="50"/>
+    <w:lsdException w:name="List Table 6 Colorful Accent 6" w:uiPriority="51"/>
+    <w:lsdException w:name="List Table 7 Colorful Accent 6" w:uiPriority="52"/>
+    <w:lsdException w:name="Mention" w:semiHidden="1" w:unhideWhenUsed="1"/>
+    <w:lsdException w:name="Smart Hyperlink" w:semiHidden="1" w:unhideWhenUsed="1"/>
+    <w:lsdException w:name="Hashtag" w:semiHidden="1" w:unhideWhenUsed="1"/>
+    <w:lsdException w:name="Unresolved Mention" w:semiHidden="1" w:unhideWhenUsed="1"/>
+    <w:lsdException w:name="Smart Link" w:semiHidden="1" w:unhideWhenUsed="1"/>
   </w:latentStyles>
   <w:style w:type="paragraph" w:default="1" w:styleId="a">
     <w:name w:val="Normal"/>
